--- a/Documentations/Manuel-Larka-SuperAdmin.docx
+++ b/Documentations/Manuel-Larka-SuperAdmin.docx
@@ -4,7 +4,50 @@
   <w:body>
     <w:p>
       <w:pPr>
-        <w:spacing w:before="1500"/>
+        <w:spacing w:before="800" w:after="0"/>
+        <w:jc w:val="center"/>
+      </w:pPr>
+      <w:r>
+        <w:drawing>
+          <wp:inline distT="0" distB="0" distL="0" distR="0">
+            <wp:extent cx="1051560" cy="1051560"/>
+            <wp:effectExtent l="0" t="0" r="0" b="0"/>
+            <wp:docPr id="9001" name="Logo Larka" descr="Logo Larka"/>
+            <wp:cNvGraphicFramePr>
+              <a:graphicFrameLocks xmlns:a="http://schemas.openxmlformats.org/drawingml/2006/main" noChangeAspect="1"/>
+            </wp:cNvGraphicFramePr>
+            <a:graphic xmlns:a="http://schemas.openxmlformats.org/drawingml/2006/main">
+              <a:graphicData uri="http://schemas.openxmlformats.org/drawingml/2006/picture">
+                <pic:pic xmlns:pic="http://schemas.openxmlformats.org/drawingml/2006/picture">
+                  <pic:nvPicPr>
+                    <pic:cNvPr id="9001" name="Logo Larka"/>
+                    <pic:cNvPicPr/>
+                  </pic:nvPicPr>
+                  <pic:blipFill>
+                    <a:blip r:embed="rIdLogoLarka"/>
+                    <a:stretch>
+                      <a:fillRect/>
+                    </a:stretch>
+                  </pic:blipFill>
+                  <pic:spPr>
+                    <a:xfrm>
+                      <a:off x="0" y="0"/>
+                      <a:ext cx="1051560" cy="1051560"/>
+                    </a:xfrm>
+                    <a:prstGeom prst="rect">
+                      <a:avLst/>
+                    </a:prstGeom>
+                  </pic:spPr>
+                </pic:pic>
+              </a:graphicData>
+            </a:graphic>
+          </wp:inline>
+        </w:drawing>
+      </w:r>
+    </w:p>
+    <w:p>
+      <w:pPr>
+        <w:spacing w:before="200"/>
         <w:jc w:val="center"/>
       </w:pPr>
       <w:r>
@@ -148,7 +191,7 @@
           <w:sz w:val="19"/>
           <w:szCs w:val="19"/>
         </w:rPr>
-        <w:t xml:space="preserve">Version 1.0 (V1 — 1.0.0) — 6 août 2026</w:t>
+        <w:t xml:space="preserve">Manuels version 2.0 — Larka V.Beta 2.0.0 — 24 septembre 2026</w:t>
       </w:r>
     </w:p>
     <w:p>
@@ -218,44 +261,13 @@
             <w:instrText>TOC \h \o "1-3"</w:instrText>
             <w:fldChar w:fldCharType="separate"/>
           </w:r>
-          <w:hyperlink w:anchor="_Toc235786791" w:history="1">
+          <w:hyperlink w:anchor="_Toc235786792" w:history="1">
             <w:r>
               <w:rPr>
                 <w:rStyle w:val="Lienhypertexte"/>
                 <w:noProof/>
               </w:rPr>
-              <w:t>Sommaire</w:t>
-            </w:r>
-            <w:r>
-              <w:rPr>
-                <w:noProof/>
-              </w:rPr>
-              <w:tab/>
-              <w:fldChar w:fldCharType="begin"/>
-              <w:instrText xml:space="preserve"> PAGEREF _Toc235786791 \h </w:instrText>
-              <w:fldChar w:fldCharType="separate"/>
-              <w:t>2</w:t>
-              <w:fldChar w:fldCharType="end"/>
-            </w:r>
-          </w:hyperlink>
-        </w:p>
-        <w:p>
-          <w:pPr>
-            <w:pStyle w:val="TM1"/>
-            <w:tabs>
-              <w:tab w:val="right" w:leader="dot" w:pos="9350"/>
-            </w:tabs>
-            <w:rPr>
-              <w:noProof/>
-            </w:rPr>
-          </w:pPr>
-          <w:hyperlink w:anchor="_Toc235786792" w:history="1">
-            <w:r>
-              <w:rPr>
-                <w:rStyle w:val="Lienhypertexte"/>
-                <w:noProof/>
-              </w:rPr>
-              <w:t>Bienvenue</w:t>
+              <w:t xml:space="preserve">Bienvenue</w:t>
             </w:r>
             <w:r>
               <w:rPr>
@@ -286,7 +298,7 @@
                 <w:rStyle w:val="Lienhypertexte"/>
                 <w:noProof/>
               </w:rPr>
-              <w:t>Comprendre le multi-tenant</w:t>
+              <w:t xml:space="preserve">Comprendre le multi-tenant</w:t>
             </w:r>
             <w:r>
               <w:rPr>
@@ -317,7 +329,7 @@
                 <w:rStyle w:val="Lienhypertexte"/>
                 <w:noProof/>
               </w:rPr>
-              <w:t>Qu'est-ce qu'un tenant ?</w:t>
+              <w:t xml:space="preserve">Qu'est-ce qu'un tenant ?</w:t>
             </w:r>
             <w:r>
               <w:rPr>
@@ -348,7 +360,7 @@
                 <w:rStyle w:val="Lienhypertexte"/>
                 <w:noProof/>
               </w:rPr>
-              <w:t>Comment un utilisateur est-il dirigé vers son tenant ?</w:t>
+              <w:t xml:space="preserve">Comment un utilisateur est-il dirigé vers son tenant ?</w:t>
             </w:r>
             <w:r>
               <w:rPr>
@@ -379,7 +391,7 @@
                 <w:rStyle w:val="Lienhypertexte"/>
                 <w:noProof/>
               </w:rPr>
-              <w:t>Accéder à la console SuperAdmin</w:t>
+              <w:t xml:space="preserve">Accéder à la console SuperAdmin</w:t>
             </w:r>
             <w:r>
               <w:rPr>
@@ -410,7 +422,7 @@
                 <w:rStyle w:val="Lienhypertexte"/>
                 <w:noProof/>
               </w:rPr>
-              <w:t>Première connexion et sécurité du compte</w:t>
+              <w:t xml:space="preserve">Première connexion et sécurité du compte</w:t>
             </w:r>
             <w:r>
               <w:rPr>
@@ -421,6 +433,37 @@
               <w:instrText xml:space="preserve"> PAGEREF _Toc235786797 \h </w:instrText>
               <w:fldChar w:fldCharType="separate"/>
               <w:t>5</w:t>
+              <w:fldChar w:fldCharType="end"/>
+            </w:r>
+          </w:hyperlink>
+        </w:p>
+        <w:p>
+          <w:pPr>
+            <w:pStyle w:val="TM2"/>
+            <w:tabs>
+              <w:tab w:val="right" w:leader="dot" w:pos="9350"/>
+            </w:tabs>
+            <w:rPr>
+              <w:noProof/>
+            </w:rPr>
+          </w:pPr>
+          <w:hyperlink w:anchor="_Toc90001030" w:history="1">
+            <w:r>
+              <w:rPr>
+                <w:rStyle w:val="Lienhypertexte"/>
+                <w:noProof/>
+              </w:rPr>
+              <w:t xml:space="preserve">Le menu de la console</w:t>
+            </w:r>
+            <w:r>
+              <w:rPr>
+                <w:noProof/>
+              </w:rPr>
+              <w:tab/>
+              <w:fldChar w:fldCharType="begin"/>
+              <w:instrText xml:space="preserve"> PAGEREF _Toc90001030 \h </w:instrText>
+              <w:fldChar w:fldCharType="separate"/>
+              <w:t>6</w:t>
               <w:fldChar w:fldCharType="end"/>
             </w:r>
           </w:hyperlink>
@@ -441,7 +484,7 @@
                 <w:rStyle w:val="Lienhypertexte"/>
                 <w:noProof/>
               </w:rPr>
-              <w:t>Gérer les organisations (tenants)</w:t>
+              <w:t xml:space="preserve">Gérer les organisations (tenants)</w:t>
             </w:r>
             <w:r>
               <w:rPr>
@@ -472,7 +515,7 @@
                 <w:rStyle w:val="Lienhypertexte"/>
                 <w:noProof/>
               </w:rPr>
-              <w:t>Créer une organisation</w:t>
+              <w:t xml:space="preserve">Créer une organisation</w:t>
             </w:r>
             <w:r>
               <w:rPr>
@@ -503,7 +546,7 @@
                 <w:rStyle w:val="Lienhypertexte"/>
                 <w:noProof/>
               </w:rPr>
-              <w:t>Paramètres de base de données</w:t>
+              <w:t xml:space="preserve">Paramètres de base de données</w:t>
             </w:r>
             <w:r>
               <w:rPr>
@@ -534,7 +577,7 @@
                 <w:rStyle w:val="Lienhypertexte"/>
                 <w:noProof/>
               </w:rPr>
-              <w:t>Modifier ou désactiver une organisation</w:t>
+              <w:t xml:space="preserve">Modifier ou désactiver une organisation</w:t>
             </w:r>
             <w:r>
               <w:rPr>
@@ -544,7 +587,7 @@
               <w:fldChar w:fldCharType="begin"/>
               <w:instrText xml:space="preserve"> PAGEREF _Toc235786801 \h </w:instrText>
               <w:fldChar w:fldCharType="separate"/>
-              <w:t>6</w:t>
+              <w:t>7</w:t>
               <w:fldChar w:fldCharType="end"/>
             </w:r>
           </w:hyperlink>
@@ -565,7 +608,7 @@
                 <w:rStyle w:val="Lienhypertexte"/>
                 <w:noProof/>
               </w:rPr>
-              <w:t>Activer / désactiver des modules par organisation</w:t>
+              <w:t xml:space="preserve">Activer / désactiver des modules par organisation</w:t>
             </w:r>
             <w:r>
               <w:rPr>
@@ -575,7 +618,7 @@
               <w:fldChar w:fldCharType="begin"/>
               <w:instrText xml:space="preserve"> PAGEREF _Toc235786802 \h </w:instrText>
               <w:fldChar w:fldCharType="separate"/>
-              <w:t>6</w:t>
+              <w:t>7</w:t>
               <w:fldChar w:fldCharType="end"/>
             </w:r>
           </w:hyperlink>
@@ -596,7 +639,7 @@
                 <w:rStyle w:val="Lienhypertexte"/>
                 <w:noProof/>
               </w:rPr>
-              <w:t>Basculer dans une organisation</w:t>
+              <w:t xml:space="preserve">Basculer dans une organisation</w:t>
             </w:r>
             <w:r>
               <w:rPr>
@@ -606,7 +649,7 @@
               <w:fldChar w:fldCharType="begin"/>
               <w:instrText xml:space="preserve"> PAGEREF _Toc235786803 \h </w:instrText>
               <w:fldChar w:fldCharType="separate"/>
-              <w:t>6</w:t>
+              <w:t>7</w:t>
               <w:fldChar w:fldCharType="end"/>
             </w:r>
           </w:hyperlink>
@@ -627,7 +670,7 @@
                 <w:rStyle w:val="Lienhypertexte"/>
                 <w:noProof/>
               </w:rPr>
-              <w:t>Supprimer une organisation</w:t>
+              <w:t xml:space="preserve">Supprimer une organisation</w:t>
             </w:r>
             <w:r>
               <w:rPr>
@@ -637,7 +680,7 @@
               <w:fldChar w:fldCharType="begin"/>
               <w:instrText xml:space="preserve"> PAGEREF _Toc235786804 \h </w:instrText>
               <w:fldChar w:fldCharType="separate"/>
-              <w:t>6</w:t>
+              <w:t>7</w:t>
               <w:fldChar w:fldCharType="end"/>
             </w:r>
           </w:hyperlink>
@@ -658,7 +701,7 @@
                 <w:rStyle w:val="Lienhypertexte"/>
                 <w:noProof/>
               </w:rPr>
-              <w:t>Comptes et utilisateurs</w:t>
+              <w:t xml:space="preserve">Comptes et utilisateurs</w:t>
             </w:r>
             <w:r>
               <w:rPr>
@@ -689,7 +732,7 @@
                 <w:rStyle w:val="Lienhypertexte"/>
                 <w:noProof/>
               </w:rPr>
-              <w:t>Comptes SuperAdmin</w:t>
+              <w:t xml:space="preserve">Comptes SuperAdmin</w:t>
             </w:r>
             <w:r>
               <w:rPr>
@@ -720,7 +763,7 @@
                 <w:rStyle w:val="Lienhypertexte"/>
                 <w:noProof/>
               </w:rPr>
-              <w:t>Utilisateurs d'une organisation</w:t>
+              <w:t xml:space="preserve">Utilisateurs d'une organisation</w:t>
             </w:r>
             <w:r>
               <w:rPr>
@@ -751,7 +794,7 @@
                 <w:rStyle w:val="Lienhypertexte"/>
                 <w:noProof/>
               </w:rPr>
-              <w:t>Comptes locaux et synchronisation</w:t>
+              <w:t xml:space="preserve">Comptes locaux et synchronisation</w:t>
             </w:r>
             <w:r>
               <w:rPr>
@@ -782,7 +825,7 @@
                 <w:rStyle w:val="Lienhypertexte"/>
                 <w:noProof/>
               </w:rPr>
-              <w:t>Sauvegardes et maintenance des bases</w:t>
+              <w:t xml:space="preserve">Sauvegardes et maintenance des bases</w:t>
             </w:r>
             <w:r>
               <w:rPr>
@@ -813,7 +856,7 @@
                 <w:rStyle w:val="Lienhypertexte"/>
                 <w:noProof/>
               </w:rPr>
-              <w:t>Sauvegardes</w:t>
+              <w:t xml:space="preserve">Sauvegardes</w:t>
             </w:r>
             <w:r>
               <w:rPr>
@@ -844,7 +887,7 @@
                 <w:rStyle w:val="Lienhypertexte"/>
                 <w:noProof/>
               </w:rPr>
-              <w:t>Import / export de base</w:t>
+              <w:t xml:space="preserve">Import / export de base</w:t>
             </w:r>
             <w:r>
               <w:rPr>
@@ -875,7 +918,7 @@
                 <w:rStyle w:val="Lienhypertexte"/>
                 <w:noProof/>
               </w:rPr>
-              <w:t>Purge de base</w:t>
+              <w:t xml:space="preserve">Purge de base</w:t>
             </w:r>
             <w:r>
               <w:rPr>
@@ -886,6 +929,37 @@
               <w:instrText xml:space="preserve"> PAGEREF _Toc235786812 \h </w:instrText>
               <w:fldChar w:fldCharType="separate"/>
               <w:t>9</w:t>
+              <w:fldChar w:fldCharType="end"/>
+            </w:r>
+          </w:hyperlink>
+        </w:p>
+        <w:p>
+          <w:pPr>
+            <w:pStyle w:val="TM2"/>
+            <w:tabs>
+              <w:tab w:val="right" w:leader="dot" w:pos="9350"/>
+            </w:tabs>
+            <w:rPr>
+              <w:noProof/>
+            </w:rPr>
+          </w:pPr>
+          <w:hyperlink w:anchor="_Toc90001037" w:history="1">
+            <w:r>
+              <w:rPr>
+                <w:rStyle w:val="Lienhypertexte"/>
+                <w:noProof/>
+              </w:rPr>
+              <w:t xml:space="preserve">Mises à jour de la plateforme</w:t>
+            </w:r>
+            <w:r>
+              <w:rPr>
+                <w:noProof/>
+              </w:rPr>
+              <w:tab/>
+              <w:fldChar w:fldCharType="begin"/>
+              <w:instrText xml:space="preserve"> PAGEREF _Toc90001037 \h </w:instrText>
+              <w:fldChar w:fldCharType="separate"/>
+              <w:t>10</w:t>
               <w:fldChar w:fldCharType="end"/>
             </w:r>
           </w:hyperlink>
@@ -906,7 +980,7 @@
                 <w:rStyle w:val="Lienhypertexte"/>
                 <w:noProof/>
               </w:rPr>
-              <w:t>Supervision et sécurité</w:t>
+              <w:t xml:space="preserve">Supervision et sécurité</w:t>
             </w:r>
             <w:r>
               <w:rPr>
@@ -937,7 +1011,7 @@
                 <w:rStyle w:val="Lienhypertexte"/>
                 <w:noProof/>
               </w:rPr>
-              <w:t>Tableau de supervision</w:t>
+              <w:t xml:space="preserve">Tableau de supervision</w:t>
             </w:r>
             <w:r>
               <w:rPr>
@@ -948,6 +1022,192 @@
               <w:instrText xml:space="preserve"> PAGEREF _Toc235786814 \h </w:instrText>
               <w:fldChar w:fldCharType="separate"/>
               <w:t>10</w:t>
+              <w:fldChar w:fldCharType="end"/>
+            </w:r>
+          </w:hyperlink>
+        </w:p>
+        <w:p>
+          <w:pPr>
+            <w:pStyle w:val="TM2"/>
+            <w:tabs>
+              <w:tab w:val="right" w:leader="dot" w:pos="9350"/>
+            </w:tabs>
+            <w:rPr>
+              <w:noProof/>
+            </w:rPr>
+          </w:pPr>
+          <w:hyperlink w:anchor="_Toc90001031" w:history="1">
+            <w:r>
+              <w:rPr>
+                <w:rStyle w:val="Lienhypertexte"/>
+                <w:noProof/>
+              </w:rPr>
+              <w:t xml:space="preserve">Journal d'audit</w:t>
+            </w:r>
+            <w:r>
+              <w:rPr>
+                <w:noProof/>
+              </w:rPr>
+              <w:tab/>
+              <w:fldChar w:fldCharType="begin"/>
+              <w:instrText xml:space="preserve"> PAGEREF _Toc90001031 \h </w:instrText>
+              <w:fldChar w:fldCharType="separate"/>
+              <w:t>10</w:t>
+              <w:fldChar w:fldCharType="end"/>
+            </w:r>
+          </w:hyperlink>
+        </w:p>
+        <w:p>
+          <w:pPr>
+            <w:pStyle w:val="TM3"/>
+            <w:tabs>
+              <w:tab w:val="right" w:leader="dot" w:pos="9350"/>
+            </w:tabs>
+            <w:rPr>
+              <w:noProof/>
+            </w:rPr>
+          </w:pPr>
+          <w:hyperlink w:anchor="_Toc90001032" w:history="1">
+            <w:r>
+              <w:rPr>
+                <w:rStyle w:val="Lienhypertexte"/>
+                <w:noProof/>
+              </w:rPr>
+              <w:t xml:space="preserve">Ouvrir le journal</w:t>
+            </w:r>
+            <w:r>
+              <w:rPr>
+                <w:noProof/>
+              </w:rPr>
+              <w:tab/>
+              <w:fldChar w:fldCharType="begin"/>
+              <w:instrText xml:space="preserve"> PAGEREF _Toc90001032 \h </w:instrText>
+              <w:fldChar w:fldCharType="separate"/>
+              <w:t>11</w:t>
+              <w:fldChar w:fldCharType="end"/>
+            </w:r>
+          </w:hyperlink>
+        </w:p>
+        <w:p>
+          <w:pPr>
+            <w:pStyle w:val="TM3"/>
+            <w:tabs>
+              <w:tab w:val="right" w:leader="dot" w:pos="9350"/>
+            </w:tabs>
+            <w:rPr>
+              <w:noProof/>
+            </w:rPr>
+          </w:pPr>
+          <w:hyperlink w:anchor="_Toc90001033" w:history="1">
+            <w:r>
+              <w:rPr>
+                <w:rStyle w:val="Lienhypertexte"/>
+                <w:noProof/>
+              </w:rPr>
+              <w:t xml:space="preserve">La synthèse sur 7 jours</w:t>
+            </w:r>
+            <w:r>
+              <w:rPr>
+                <w:noProof/>
+              </w:rPr>
+              <w:tab/>
+              <w:fldChar w:fldCharType="begin"/>
+              <w:instrText xml:space="preserve"> PAGEREF _Toc90001033 \h </w:instrText>
+              <w:fldChar w:fldCharType="separate"/>
+              <w:t>11</w:t>
+              <w:fldChar w:fldCharType="end"/>
+            </w:r>
+          </w:hyperlink>
+        </w:p>
+        <w:p>
+          <w:pPr>
+            <w:pStyle w:val="TM3"/>
+            <w:tabs>
+              <w:tab w:val="right" w:leader="dot" w:pos="9350"/>
+            </w:tabs>
+            <w:rPr>
+              <w:noProof/>
+            </w:rPr>
+          </w:pPr>
+          <w:hyperlink w:anchor="_Toc90001034" w:history="1">
+            <w:r>
+              <w:rPr>
+                <w:rStyle w:val="Lienhypertexte"/>
+                <w:noProof/>
+              </w:rPr>
+              <w:t xml:space="preserve">Filtrer et rechercher</w:t>
+            </w:r>
+            <w:r>
+              <w:rPr>
+                <w:noProof/>
+              </w:rPr>
+              <w:tab/>
+              <w:fldChar w:fldCharType="begin"/>
+              <w:instrText xml:space="preserve"> PAGEREF _Toc90001034 \h </w:instrText>
+              <w:fldChar w:fldCharType="separate"/>
+              <w:t>11</w:t>
+              <w:fldChar w:fldCharType="end"/>
+            </w:r>
+          </w:hyperlink>
+        </w:p>
+        <w:p>
+          <w:pPr>
+            <w:pStyle w:val="TM3"/>
+            <w:tabs>
+              <w:tab w:val="right" w:leader="dot" w:pos="9350"/>
+            </w:tabs>
+            <w:rPr>
+              <w:noProof/>
+            </w:rPr>
+          </w:pPr>
+          <w:hyperlink w:anchor="_Toc90001035" w:history="1">
+            <w:r>
+              <w:rPr>
+                <w:rStyle w:val="Lienhypertexte"/>
+                <w:noProof/>
+              </w:rPr>
+              <w:t xml:space="preserve">Le détail d'une entrée</w:t>
+            </w:r>
+            <w:r>
+              <w:rPr>
+                <w:noProof/>
+              </w:rPr>
+              <w:tab/>
+              <w:fldChar w:fldCharType="begin"/>
+              <w:instrText xml:space="preserve"> PAGEREF _Toc90001035 \h </w:instrText>
+              <w:fldChar w:fldCharType="separate"/>
+              <w:t>12</w:t>
+              <w:fldChar w:fldCharType="end"/>
+            </w:r>
+          </w:hyperlink>
+        </w:p>
+        <w:p>
+          <w:pPr>
+            <w:pStyle w:val="TM3"/>
+            <w:tabs>
+              <w:tab w:val="right" w:leader="dot" w:pos="9350"/>
+            </w:tabs>
+            <w:rPr>
+              <w:noProof/>
+            </w:rPr>
+          </w:pPr>
+          <w:hyperlink w:anchor="_Toc90001036" w:history="1">
+            <w:r>
+              <w:rPr>
+                <w:rStyle w:val="Lienhypertexte"/>
+                <w:noProof/>
+              </w:rPr>
+              <w:t xml:space="preserve">Conservation et confidentialité</w:t>
+            </w:r>
+            <w:r>
+              <w:rPr>
+                <w:noProof/>
+              </w:rPr>
+              <w:tab/>
+              <w:fldChar w:fldCharType="begin"/>
+              <w:instrText xml:space="preserve"> PAGEREF _Toc90001036 \h </w:instrText>
+              <w:fldChar w:fldCharType="separate"/>
+              <w:t>12</w:t>
               <w:fldChar w:fldCharType="end"/>
             </w:r>
           </w:hyperlink>
@@ -968,7 +1228,7 @@
                 <w:rStyle w:val="Lienhypertexte"/>
                 <w:noProof/>
               </w:rPr>
-              <w:t>Journal de sécurité</w:t>
+              <w:t xml:space="preserve">Journal de sécurité</w:t>
             </w:r>
             <w:r>
               <w:rPr>
@@ -978,7 +1238,7 @@
               <w:fldChar w:fldCharType="begin"/>
               <w:instrText xml:space="preserve"> PAGEREF _Toc235786815 \h </w:instrText>
               <w:fldChar w:fldCharType="separate"/>
-              <w:t>10</w:t>
+              <w:t>12</w:t>
               <w:fldChar w:fldCharType="end"/>
             </w:r>
           </w:hyperlink>
@@ -999,7 +1259,7 @@
                 <w:rStyle w:val="Lienhypertexte"/>
                 <w:noProof/>
               </w:rPr>
-              <w:t>Votre profil et vos préférences</w:t>
+              <w:t xml:space="preserve">Votre profil et vos préférences</w:t>
             </w:r>
             <w:r>
               <w:rPr>
@@ -1009,7 +1269,7 @@
               <w:fldChar w:fldCharType="begin"/>
               <w:instrText xml:space="preserve"> PAGEREF _Toc235786816 \h </w:instrText>
               <w:fldChar w:fldCharType="separate"/>
-              <w:t>11</w:t>
+              <w:t>13</w:t>
               <w:fldChar w:fldCharType="end"/>
             </w:r>
           </w:hyperlink>
@@ -1030,7 +1290,7 @@
                 <w:rStyle w:val="Lienhypertexte"/>
                 <w:noProof/>
               </w:rPr>
-              <w:t>Modifier votre profil</w:t>
+              <w:t xml:space="preserve">Modifier votre profil</w:t>
             </w:r>
             <w:r>
               <w:rPr>
@@ -1040,7 +1300,7 @@
               <w:fldChar w:fldCharType="begin"/>
               <w:instrText xml:space="preserve"> PAGEREF _Toc235786817 \h </w:instrText>
               <w:fldChar w:fldCharType="separate"/>
-              <w:t>11</w:t>
+              <w:t>13</w:t>
               <w:fldChar w:fldCharType="end"/>
             </w:r>
           </w:hyperlink>
@@ -1061,7 +1321,7 @@
                 <w:rStyle w:val="Lienhypertexte"/>
                 <w:noProof/>
               </w:rPr>
-              <w:t>Changer de mot de passe</w:t>
+              <w:t xml:space="preserve">Changer de mot de passe</w:t>
             </w:r>
             <w:r>
               <w:rPr>
@@ -1071,7 +1331,7 @@
               <w:fldChar w:fldCharType="begin"/>
               <w:instrText xml:space="preserve"> PAGEREF _Toc235786818 \h </w:instrText>
               <w:fldChar w:fldCharType="separate"/>
-              <w:t>11</w:t>
+              <w:t>13</w:t>
               <w:fldChar w:fldCharType="end"/>
             </w:r>
           </w:hyperlink>
@@ -1092,7 +1352,7 @@
                 <w:rStyle w:val="Lienhypertexte"/>
                 <w:noProof/>
               </w:rPr>
-              <w:t>Personnaliser l'affichage</w:t>
+              <w:t xml:space="preserve">Personnaliser l'affichage</w:t>
             </w:r>
             <w:r>
               <w:rPr>
@@ -1102,7 +1362,7 @@
               <w:fldChar w:fldCharType="begin"/>
               <w:instrText xml:space="preserve"> PAGEREF _Toc235786819 \h </w:instrText>
               <w:fldChar w:fldCharType="separate"/>
-              <w:t>11</w:t>
+              <w:t>13</w:t>
               <w:fldChar w:fldCharType="end"/>
             </w:r>
           </w:hyperlink>
@@ -1123,7 +1383,7 @@
                 <w:rStyle w:val="Lienhypertexte"/>
                 <w:noProof/>
               </w:rPr>
-              <w:t>Aide et questions fréquentes</w:t>
+              <w:t xml:space="preserve">Aide et questions fréquentes</w:t>
             </w:r>
             <w:r>
               <w:rPr>
@@ -1133,12 +1393,10 @@
               <w:fldChar w:fldCharType="begin"/>
               <w:instrText xml:space="preserve"> PAGEREF _Toc235786820 \h </w:instrText>
               <w:fldChar w:fldCharType="separate"/>
-              <w:t>12</w:t>
+              <w:t>14</w:t>
               <w:fldChar w:fldCharType="end"/>
             </w:r>
           </w:hyperlink>
-        </w:p>
-        <w:p>
           <w:r>
             <w:fldChar w:fldCharType="end"/>
           </w:r>
@@ -1146,13 +1404,9 @@
       </w:sdtContent>
     </w:sdt>
     <w:p>
-      <w:r>
-        <w:br w:type="page"/>
-      </w:r>
-    </w:p>
-    <w:p>
       <w:pPr>
         <w:pStyle w:val="Titre1"/>
+        <w:pageBreakBefore/>
       </w:pPr>
       <w:bookmarkStart w:id="1" w:name="_Toc235786792"/>
       <w:r>
@@ -1236,6 +1490,9 @@
             <w:bottom w:w="0" w:type="dxa"/>
           </w:tblCellMar>
         </w:tblPrEx>
+        <w:trPr>
+          <w:cantSplit/>
+        </w:trPr>
         <w:tc>
           <w:tcPr>
             <w:tcW w:w="9360" w:type="dxa"/>
@@ -1465,6 +1722,9 @@
             <w:bottom w:w="0" w:type="dxa"/>
           </w:tblCellMar>
         </w:tblPrEx>
+        <w:trPr>
+          <w:cantSplit/>
+        </w:trPr>
         <w:tc>
           <w:tcPr>
             <w:tcW w:w="9360" w:type="dxa"/>
@@ -1606,6 +1866,9 @@
             <w:bottom w:w="0" w:type="dxa"/>
           </w:tblCellMar>
         </w:tblPrEx>
+        <w:trPr>
+          <w:cantSplit/>
+        </w:trPr>
         <w:tc>
           <w:tcPr>
             <w:tcW w:w="9360" w:type="dxa"/>
@@ -1666,6 +1929,599 @@
       <w:r>
         <w:br w:type="page"/>
       </w:r>
+    </w:p>
+    <w:p>
+      <w:pPr>
+        <w:pStyle w:val="Titre2"/>
+        <w:keepNext/>
+      </w:pPr>
+      <w:bookmarkStart w:id="1030" w:name="_Toc90001030"/>
+      <w:r>
+        <w:t xml:space="preserve">Le menu de la console</w:t>
+      </w:r>
+      <w:bookmarkEnd w:id="1030"/>
+    </w:p>
+    <w:p>
+      <w:pPr>
+        <w:spacing w:after="120" w:line="278" w:lineRule="auto"/>
+      </w:pPr>
+      <w:r>
+        <w:t xml:space="preserve">Une fois connecté, le menu latéral de la console regroupe toutes les fonctions de la Super Administration :</w:t>
+      </w:r>
+    </w:p>
+    <w:tbl>
+      <w:tblPr>
+        <w:tblW w:w="9360" w:type="dxa"/>
+        <w:tblLook w:val="0000"/>
+      </w:tblPr>
+      <w:tblGrid>
+        <w:gridCol w:w="2600"/>
+        <w:gridCol w:w="6760"/>
+      </w:tblGrid>
+      <w:tr>
+        <w:trPr>
+          <w:tblHeader/>
+        </w:trPr>
+        <w:tc>
+          <w:tcPr>
+            <w:tcW w:w="2600" w:type="dxa"/>
+            <w:tcBorders>
+              <w:top w:val="single" w:sz="1" w:space="0" w:color="D5DCE6"/>
+              <w:left w:val="single" w:sz="1" w:space="0" w:color="D5DCE6"/>
+              <w:bottom w:val="single" w:sz="1" w:space="0" w:color="D5DCE6"/>
+              <w:right w:val="single" w:sz="1" w:space="0" w:color="D5DCE6"/>
+            </w:tcBorders>
+            <w:shd w:val="clear" w:color="auto" w:fill="3A2206"/>
+            <w:tcMar>
+              <w:top w:w="70" w:type="dxa"/>
+              <w:left w:w="110" w:type="dxa"/>
+              <w:bottom w:w="70" w:type="dxa"/>
+              <w:right w:w="110" w:type="dxa"/>
+            </w:tcMar>
+            <w:vAlign w:val="center"/>
+          </w:tcPr>
+          <w:p>
+            <w:pPr>
+              <w:spacing w:after="0" w:line="252" w:lineRule="auto"/>
+            </w:pPr>
+            <w:r>
+              <w:rPr>
+                <w:b/>
+                <w:bCs/>
+                <w:color w:val="FFFFFF"/>
+              </w:rPr>
+              <w:t xml:space="preserve">Entrée</w:t>
+            </w:r>
+          </w:p>
+        </w:tc>
+        <w:tc>
+          <w:tcPr>
+            <w:tcW w:w="6760" w:type="dxa"/>
+            <w:tcBorders>
+              <w:top w:val="single" w:sz="1" w:space="0" w:color="D5DCE6"/>
+              <w:left w:val="single" w:sz="1" w:space="0" w:color="D5DCE6"/>
+              <w:bottom w:val="single" w:sz="1" w:space="0" w:color="D5DCE6"/>
+              <w:right w:val="single" w:sz="1" w:space="0" w:color="D5DCE6"/>
+            </w:tcBorders>
+            <w:shd w:val="clear" w:color="auto" w:fill="3A2206"/>
+            <w:tcMar>
+              <w:top w:w="70" w:type="dxa"/>
+              <w:left w:w="110" w:type="dxa"/>
+              <w:bottom w:w="70" w:type="dxa"/>
+              <w:right w:w="110" w:type="dxa"/>
+            </w:tcMar>
+            <w:vAlign w:val="center"/>
+          </w:tcPr>
+          <w:p>
+            <w:pPr>
+              <w:spacing w:after="0" w:line="252" w:lineRule="auto"/>
+            </w:pPr>
+            <w:r>
+              <w:rPr>
+                <w:b/>
+                <w:bCs/>
+                <w:color w:val="FFFFFF"/>
+              </w:rPr>
+              <w:t xml:space="preserve">À quoi elle sert</w:t>
+            </w:r>
+          </w:p>
+        </w:tc>
+      </w:tr>
+      <w:tr>
+        <w:trPr>
+          <w:cantSplit/>
+        </w:trPr>
+        <w:tc>
+          <w:tcPr>
+            <w:tcW w:w="2600" w:type="dxa"/>
+            <w:tcBorders>
+              <w:top w:val="single" w:sz="1" w:space="0" w:color="D5DCE6"/>
+              <w:left w:val="single" w:sz="1" w:space="0" w:color="D5DCE6"/>
+              <w:bottom w:val="single" w:sz="1" w:space="0" w:color="D5DCE6"/>
+              <w:right w:val="single" w:sz="1" w:space="0" w:color="D5DCE6"/>
+            </w:tcBorders>
+            <w:tcMar>
+              <w:top w:w="70" w:type="dxa"/>
+              <w:left w:w="110" w:type="dxa"/>
+              <w:bottom w:w="70" w:type="dxa"/>
+              <w:right w:w="110" w:type="dxa"/>
+            </w:tcMar>
+            <w:vAlign w:val="center"/>
+          </w:tcPr>
+          <w:p>
+            <w:pPr>
+              <w:spacing w:after="0" w:line="252" w:lineRule="auto"/>
+            </w:pPr>
+            <w:r>
+              <w:t xml:space="preserve">🏢 </w:t>
+            </w:r>
+            <w:r>
+              <w:rPr>
+                <w:b/>
+                <w:bCs/>
+              </w:rPr>
+              <w:t xml:space="preserve">Multi-Tenant</w:t>
+            </w:r>
+          </w:p>
+        </w:tc>
+        <w:tc>
+          <w:tcPr>
+            <w:tcW w:w="6760" w:type="dxa"/>
+            <w:tcBorders>
+              <w:top w:val="single" w:sz="1" w:space="0" w:color="D5DCE6"/>
+              <w:left w:val="single" w:sz="1" w:space="0" w:color="D5DCE6"/>
+              <w:bottom w:val="single" w:sz="1" w:space="0" w:color="D5DCE6"/>
+              <w:right w:val="single" w:sz="1" w:space="0" w:color="D5DCE6"/>
+            </w:tcBorders>
+            <w:tcMar>
+              <w:top w:w="70" w:type="dxa"/>
+              <w:left w:w="110" w:type="dxa"/>
+              <w:bottom w:w="70" w:type="dxa"/>
+              <w:right w:w="110" w:type="dxa"/>
+            </w:tcMar>
+            <w:vAlign w:val="center"/>
+          </w:tcPr>
+          <w:p>
+            <w:pPr>
+              <w:spacing w:after="0" w:line="252" w:lineRule="auto"/>
+            </w:pPr>
+            <w:r>
+              <w:t xml:space="preserve">Liste des organisations : création, modification, modules, bascule, sauvegardes. Boutons </w:t>
+            </w:r>
+            <w:r>
+              <w:rPr>
+                <w:b/>
+                <w:bCs/>
+              </w:rPr>
+              <w:t xml:space="preserve">⚙️ Paramètres</w:t>
+            </w:r>
+            <w:r>
+              <w:t xml:space="preserve"> et </w:t>
+            </w:r>
+            <w:r>
+              <w:rPr>
+                <w:b/>
+                <w:bCs/>
+              </w:rPr>
+              <w:t xml:space="preserve">⬆️ Mises à jour</w:t>
+            </w:r>
+            <w:r>
+              <w:t xml:space="preserve">.</w:t>
+            </w:r>
+          </w:p>
+        </w:tc>
+      </w:tr>
+      <w:tr>
+        <w:trPr>
+          <w:cantSplit/>
+        </w:trPr>
+        <w:tc>
+          <w:tcPr>
+            <w:tcW w:w="2600" w:type="dxa"/>
+            <w:tcBorders>
+              <w:top w:val="single" w:sz="1" w:space="0" w:color="D5DCE6"/>
+              <w:left w:val="single" w:sz="1" w:space="0" w:color="D5DCE6"/>
+              <w:bottom w:val="single" w:sz="1" w:space="0" w:color="D5DCE6"/>
+              <w:right w:val="single" w:sz="1" w:space="0" w:color="D5DCE6"/>
+            </w:tcBorders>
+            <w:tcMar>
+              <w:top w:w="70" w:type="dxa"/>
+              <w:left w:w="110" w:type="dxa"/>
+              <w:bottom w:w="70" w:type="dxa"/>
+              <w:right w:w="110" w:type="dxa"/>
+            </w:tcMar>
+            <w:vAlign w:val="center"/>
+          </w:tcPr>
+          <w:p>
+            <w:pPr>
+              <w:spacing w:after="0" w:line="252" w:lineRule="auto"/>
+            </w:pPr>
+            <w:r>
+              <w:t xml:space="preserve">🎨 </w:t>
+            </w:r>
+            <w:r>
+              <w:rPr>
+                <w:b/>
+                <w:bCs/>
+              </w:rPr>
+              <w:t xml:space="preserve">Personnalisation</w:t>
+            </w:r>
+          </w:p>
+        </w:tc>
+        <w:tc>
+          <w:tcPr>
+            <w:tcW w:w="6760" w:type="dxa"/>
+            <w:tcBorders>
+              <w:top w:val="single" w:sz="1" w:space="0" w:color="D5DCE6"/>
+              <w:left w:val="single" w:sz="1" w:space="0" w:color="D5DCE6"/>
+              <w:bottom w:val="single" w:sz="1" w:space="0" w:color="D5DCE6"/>
+              <w:right w:val="single" w:sz="1" w:space="0" w:color="D5DCE6"/>
+            </w:tcBorders>
+            <w:tcMar>
+              <w:top w:w="70" w:type="dxa"/>
+              <w:left w:w="110" w:type="dxa"/>
+              <w:bottom w:w="70" w:type="dxa"/>
+              <w:right w:w="110" w:type="dxa"/>
+            </w:tcMar>
+            <w:vAlign w:val="center"/>
+          </w:tcPr>
+          <w:p>
+            <w:pPr>
+              <w:spacing w:after="0" w:line="252" w:lineRule="auto"/>
+            </w:pPr>
+            <w:r>
+              <w:t xml:space="preserve">Apparence de l'écran de connexion : titre, sous-titre, logo, couleurs, fond, CSS d'animation, avec aperçu en direct.</w:t>
+            </w:r>
+          </w:p>
+        </w:tc>
+      </w:tr>
+      <w:tr>
+        <w:trPr>
+          <w:cantSplit/>
+        </w:trPr>
+        <w:tc>
+          <w:tcPr>
+            <w:tcW w:w="2600" w:type="dxa"/>
+            <w:tcBorders>
+              <w:top w:val="single" w:sz="1" w:space="0" w:color="D5DCE6"/>
+              <w:left w:val="single" w:sz="1" w:space="0" w:color="D5DCE6"/>
+              <w:bottom w:val="single" w:sz="1" w:space="0" w:color="D5DCE6"/>
+              <w:right w:val="single" w:sz="1" w:space="0" w:color="D5DCE6"/>
+            </w:tcBorders>
+            <w:tcMar>
+              <w:top w:w="70" w:type="dxa"/>
+              <w:left w:w="110" w:type="dxa"/>
+              <w:bottom w:w="70" w:type="dxa"/>
+              <w:right w:w="110" w:type="dxa"/>
+            </w:tcMar>
+            <w:vAlign w:val="center"/>
+          </w:tcPr>
+          <w:p>
+            <w:pPr>
+              <w:spacing w:after="0" w:line="252" w:lineRule="auto"/>
+            </w:pPr>
+            <w:r>
+              <w:t xml:space="preserve">👥 </w:t>
+            </w:r>
+            <w:r>
+              <w:rPr>
+                <w:b/>
+                <w:bCs/>
+              </w:rPr>
+              <w:t xml:space="preserve">Registre comptes</w:t>
+            </w:r>
+          </w:p>
+        </w:tc>
+        <w:tc>
+          <w:tcPr>
+            <w:tcW w:w="6760" w:type="dxa"/>
+            <w:tcBorders>
+              <w:top w:val="single" w:sz="1" w:space="0" w:color="D5DCE6"/>
+              <w:left w:val="single" w:sz="1" w:space="0" w:color="D5DCE6"/>
+              <w:bottom w:val="single" w:sz="1" w:space="0" w:color="D5DCE6"/>
+              <w:right w:val="single" w:sz="1" w:space="0" w:color="D5DCE6"/>
+            </w:tcBorders>
+            <w:tcMar>
+              <w:top w:w="70" w:type="dxa"/>
+              <w:left w:w="110" w:type="dxa"/>
+              <w:bottom w:w="70" w:type="dxa"/>
+              <w:right w:w="110" w:type="dxa"/>
+            </w:tcMar>
+            <w:vAlign w:val="center"/>
+          </w:tcPr>
+          <w:p>
+            <w:pPr>
+              <w:spacing w:after="0" w:line="252" w:lineRule="auto"/>
+            </w:pPr>
+            <w:r>
+              <w:t xml:space="preserve">Tous les comptes, toutes organisations confondues.</w:t>
+            </w:r>
+          </w:p>
+        </w:tc>
+      </w:tr>
+      <w:tr>
+        <w:trPr>
+          <w:cantSplit/>
+        </w:trPr>
+        <w:tc>
+          <w:tcPr>
+            <w:tcW w:w="2600" w:type="dxa"/>
+            <w:tcBorders>
+              <w:top w:val="single" w:sz="1" w:space="0" w:color="D5DCE6"/>
+              <w:left w:val="single" w:sz="1" w:space="0" w:color="D5DCE6"/>
+              <w:bottom w:val="single" w:sz="1" w:space="0" w:color="D5DCE6"/>
+              <w:right w:val="single" w:sz="1" w:space="0" w:color="D5DCE6"/>
+            </w:tcBorders>
+            <w:tcMar>
+              <w:top w:w="70" w:type="dxa"/>
+              <w:left w:w="110" w:type="dxa"/>
+              <w:bottom w:w="70" w:type="dxa"/>
+              <w:right w:w="110" w:type="dxa"/>
+            </w:tcMar>
+            <w:vAlign w:val="center"/>
+          </w:tcPr>
+          <w:p>
+            <w:pPr>
+              <w:spacing w:after="0" w:line="252" w:lineRule="auto"/>
+            </w:pPr>
+            <w:r>
+              <w:t xml:space="preserve">📊 </w:t>
+            </w:r>
+            <w:r>
+              <w:rPr>
+                <w:b/>
+                <w:bCs/>
+              </w:rPr>
+              <w:t xml:space="preserve">Monitoring</w:t>
+            </w:r>
+          </w:p>
+        </w:tc>
+        <w:tc>
+          <w:tcPr>
+            <w:tcW w:w="6760" w:type="dxa"/>
+            <w:tcBorders>
+              <w:top w:val="single" w:sz="1" w:space="0" w:color="D5DCE6"/>
+              <w:left w:val="single" w:sz="1" w:space="0" w:color="D5DCE6"/>
+              <w:bottom w:val="single" w:sz="1" w:space="0" w:color="D5DCE6"/>
+              <w:right w:val="single" w:sz="1" w:space="0" w:color="D5DCE6"/>
+            </w:tcBorders>
+            <w:tcMar>
+              <w:top w:w="70" w:type="dxa"/>
+              <w:left w:w="110" w:type="dxa"/>
+              <w:bottom w:w="70" w:type="dxa"/>
+              <w:right w:w="110" w:type="dxa"/>
+            </w:tcMar>
+            <w:vAlign w:val="center"/>
+          </w:tcPr>
+          <w:p>
+            <w:pPr>
+              <w:spacing w:after="0" w:line="252" w:lineRule="auto"/>
+            </w:pPr>
+            <w:r>
+              <w:t xml:space="preserve">Supervision de la plateforme et des organisations (voir « Tableau de supervision »).</w:t>
+            </w:r>
+          </w:p>
+        </w:tc>
+      </w:tr>
+      <w:tr>
+        <w:trPr>
+          <w:cantSplit/>
+        </w:trPr>
+        <w:tc>
+          <w:tcPr>
+            <w:tcW w:w="2600" w:type="dxa"/>
+            <w:tcBorders>
+              <w:top w:val="single" w:sz="1" w:space="0" w:color="D5DCE6"/>
+              <w:left w:val="single" w:sz="1" w:space="0" w:color="D5DCE6"/>
+              <w:bottom w:val="single" w:sz="1" w:space="0" w:color="D5DCE6"/>
+              <w:right w:val="single" w:sz="1" w:space="0" w:color="D5DCE6"/>
+            </w:tcBorders>
+            <w:tcMar>
+              <w:top w:w="70" w:type="dxa"/>
+              <w:left w:w="110" w:type="dxa"/>
+              <w:bottom w:w="70" w:type="dxa"/>
+              <w:right w:w="110" w:type="dxa"/>
+            </w:tcMar>
+            <w:vAlign w:val="center"/>
+          </w:tcPr>
+          <w:p>
+            <w:pPr>
+              <w:spacing w:after="0" w:line="252" w:lineRule="auto"/>
+            </w:pPr>
+            <w:r>
+              <w:t xml:space="preserve">📜 </w:t>
+            </w:r>
+            <w:r>
+              <w:rPr>
+                <w:b/>
+                <w:bCs/>
+              </w:rPr>
+              <w:t xml:space="preserve">Journal d'audit</w:t>
+            </w:r>
+          </w:p>
+        </w:tc>
+        <w:tc>
+          <w:tcPr>
+            <w:tcW w:w="6760" w:type="dxa"/>
+            <w:tcBorders>
+              <w:top w:val="single" w:sz="1" w:space="0" w:color="D5DCE6"/>
+              <w:left w:val="single" w:sz="1" w:space="0" w:color="D5DCE6"/>
+              <w:bottom w:val="single" w:sz="1" w:space="0" w:color="D5DCE6"/>
+              <w:right w:val="single" w:sz="1" w:space="0" w:color="D5DCE6"/>
+            </w:tcBorders>
+            <w:tcMar>
+              <w:top w:w="70" w:type="dxa"/>
+              <w:left w:w="110" w:type="dxa"/>
+              <w:bottom w:w="70" w:type="dxa"/>
+              <w:right w:w="110" w:type="dxa"/>
+            </w:tcMar>
+            <w:vAlign w:val="center"/>
+          </w:tcPr>
+          <w:p>
+            <w:pPr>
+              <w:spacing w:after="0" w:line="252" w:lineRule="auto"/>
+            </w:pPr>
+            <w:r>
+              <w:t xml:space="preserve">Trace de ce qui se passe dans une organisation, administrateurs compris (voir « Journal d'audit »).</w:t>
+            </w:r>
+          </w:p>
+        </w:tc>
+      </w:tr>
+      <w:tr>
+        <w:trPr>
+          <w:cantSplit/>
+        </w:trPr>
+        <w:tc>
+          <w:tcPr>
+            <w:tcW w:w="2600" w:type="dxa"/>
+            <w:tcBorders>
+              <w:top w:val="single" w:sz="1" w:space="0" w:color="D5DCE6"/>
+              <w:left w:val="single" w:sz="1" w:space="0" w:color="D5DCE6"/>
+              <w:bottom w:val="single" w:sz="1" w:space="0" w:color="D5DCE6"/>
+              <w:right w:val="single" w:sz="1" w:space="0" w:color="D5DCE6"/>
+            </w:tcBorders>
+            <w:tcMar>
+              <w:top w:w="70" w:type="dxa"/>
+              <w:left w:w="110" w:type="dxa"/>
+              <w:bottom w:w="70" w:type="dxa"/>
+              <w:right w:w="110" w:type="dxa"/>
+            </w:tcMar>
+            <w:vAlign w:val="center"/>
+          </w:tcPr>
+          <w:p>
+            <w:pPr>
+              <w:spacing w:after="0" w:line="252" w:lineRule="auto"/>
+            </w:pPr>
+            <w:r>
+              <w:t xml:space="preserve">🖥️ </w:t>
+            </w:r>
+            <w:r>
+              <w:rPr>
+                <w:b/>
+                <w:bCs/>
+              </w:rPr>
+              <w:t xml:space="preserve">Config serveur</w:t>
+            </w:r>
+          </w:p>
+        </w:tc>
+        <w:tc>
+          <w:tcPr>
+            <w:tcW w:w="6760" w:type="dxa"/>
+            <w:tcBorders>
+              <w:top w:val="single" w:sz="1" w:space="0" w:color="D5DCE6"/>
+              <w:left w:val="single" w:sz="1" w:space="0" w:color="D5DCE6"/>
+              <w:bottom w:val="single" w:sz="1" w:space="0" w:color="D5DCE6"/>
+              <w:right w:val="single" w:sz="1" w:space="0" w:color="D5DCE6"/>
+            </w:tcBorders>
+            <w:tcMar>
+              <w:top w:w="70" w:type="dxa"/>
+              <w:left w:w="110" w:type="dxa"/>
+              <w:bottom w:w="70" w:type="dxa"/>
+              <w:right w:w="110" w:type="dxa"/>
+            </w:tcMar>
+            <w:vAlign w:val="center"/>
+          </w:tcPr>
+          <w:p>
+            <w:pPr>
+              <w:spacing w:after="0" w:line="252" w:lineRule="auto"/>
+            </w:pPr>
+            <w:r>
+              <w:t xml:space="preserve">Réglages du serveur (</w:t>
+            </w:r>
+            <w:r>
+              <w:rPr>
+                <w:rFonts w:ascii="Consolas" w:eastAsia="Consolas" w:hAnsi="Consolas" w:cs="Consolas"/>
+                <w:color w:val="B45309"/>
+                <w:sz w:val="19"/>
+                <w:szCs w:val="19"/>
+              </w:rPr>
+              <w:t xml:space="preserve">config.json</w:t>
+            </w:r>
+            <w:r>
+              <w:t xml:space="preserve">) : réseau, base, sécurité, sessions, logs, connexions Microsoft/Google, version et mises à jour, assistant IA…</w:t>
+            </w:r>
+          </w:p>
+        </w:tc>
+      </w:tr>
+      <w:tr>
+        <w:trPr>
+          <w:cantSplit/>
+        </w:trPr>
+        <w:tc>
+          <w:tcPr>
+            <w:tcW w:w="2600" w:type="dxa"/>
+            <w:tcBorders>
+              <w:top w:val="single" w:sz="1" w:space="0" w:color="D5DCE6"/>
+              <w:left w:val="single" w:sz="1" w:space="0" w:color="D5DCE6"/>
+              <w:bottom w:val="single" w:sz="1" w:space="0" w:color="D5DCE6"/>
+              <w:right w:val="single" w:sz="1" w:space="0" w:color="D5DCE6"/>
+            </w:tcBorders>
+            <w:tcMar>
+              <w:top w:w="70" w:type="dxa"/>
+              <w:left w:w="110" w:type="dxa"/>
+              <w:bottom w:w="70" w:type="dxa"/>
+              <w:right w:w="110" w:type="dxa"/>
+            </w:tcMar>
+            <w:vAlign w:val="center"/>
+          </w:tcPr>
+          <w:p>
+            <w:pPr>
+              <w:spacing w:after="0" w:line="252" w:lineRule="auto"/>
+            </w:pPr>
+            <w:r>
+              <w:t xml:space="preserve">🔑 / 🚪</w:t>
+            </w:r>
+          </w:p>
+        </w:tc>
+        <w:tc>
+          <w:tcPr>
+            <w:tcW w:w="6760" w:type="dxa"/>
+            <w:tcBorders>
+              <w:top w:val="single" w:sz="1" w:space="0" w:color="D5DCE6"/>
+              <w:left w:val="single" w:sz="1" w:space="0" w:color="D5DCE6"/>
+              <w:bottom w:val="single" w:sz="1" w:space="0" w:color="D5DCE6"/>
+              <w:right w:val="single" w:sz="1" w:space="0" w:color="D5DCE6"/>
+            </w:tcBorders>
+            <w:tcMar>
+              <w:top w:w="70" w:type="dxa"/>
+              <w:left w:w="110" w:type="dxa"/>
+              <w:bottom w:w="70" w:type="dxa"/>
+              <w:right w:w="110" w:type="dxa"/>
+            </w:tcMar>
+            <w:vAlign w:val="center"/>
+          </w:tcPr>
+          <w:p>
+            <w:pPr>
+              <w:spacing w:after="0" w:line="252" w:lineRule="auto"/>
+            </w:pPr>
+            <w:r>
+              <w:rPr>
+                <w:b/>
+                <w:bCs/>
+              </w:rPr>
+              <w:t xml:space="preserve">Changer mot de passe</w:t>
+            </w:r>
+            <w:r>
+              <w:t xml:space="preserve"> du compte SuperAdmin, </w:t>
+            </w:r>
+            <w:r>
+              <w:rPr>
+                <w:b/>
+                <w:bCs/>
+              </w:rPr>
+              <w:t xml:space="preserve">Déconnexion SA</w:t>
+            </w:r>
+            <w:r>
+              <w:t xml:space="preserve">.</w:t>
+            </w:r>
+          </w:p>
+        </w:tc>
+      </w:tr>
+    </w:tbl>
+    <w:p>
+      <w:pPr>
+        <w:spacing w:after="80"/>
+      </w:pPr>
     </w:p>
     <w:p>
       <w:pPr>
@@ -1931,6 +2787,9 @@
             <w:bottom w:w="0" w:type="dxa"/>
           </w:tblCellMar>
         </w:tblPrEx>
+        <w:trPr>
+          <w:cantSplit/>
+        </w:trPr>
         <w:tc>
           <w:tcPr>
             <w:tcW w:w="9360" w:type="dxa"/>
@@ -2092,6 +2951,9 @@
             <w:bottom w:w="0" w:type="dxa"/>
           </w:tblCellMar>
         </w:tblPrEx>
+        <w:trPr>
+          <w:cantSplit/>
+        </w:trPr>
         <w:tc>
           <w:tcPr>
             <w:tcW w:w="9360" w:type="dxa"/>
@@ -2330,6 +3192,9 @@
             <w:bottom w:w="0" w:type="dxa"/>
           </w:tblCellMar>
         </w:tblPrEx>
+        <w:trPr>
+          <w:cantSplit/>
+        </w:trPr>
         <w:tc>
           <w:tcPr>
             <w:tcW w:w="9360" w:type="dxa"/>
@@ -2445,6 +3310,9 @@
             <w:bottom w:w="0" w:type="dxa"/>
           </w:tblCellMar>
         </w:tblPrEx>
+        <w:trPr>
+          <w:cantSplit/>
+        </w:trPr>
         <w:tc>
           <w:tcPr>
             <w:tcW w:w="9360" w:type="dxa"/>
@@ -2520,6 +3388,9 @@
             <w:bottom w:w="0" w:type="dxa"/>
           </w:tblCellMar>
         </w:tblPrEx>
+        <w:trPr>
+          <w:cantSplit/>
+        </w:trPr>
         <w:tc>
           <w:tcPr>
             <w:tcW w:w="9360" w:type="dxa"/>
@@ -2565,6 +3436,363 @@
     </w:p>
     <w:p>
       <w:pPr>
+        <w:pStyle w:val="Titre2"/>
+        <w:keepNext/>
+      </w:pPr>
+      <w:bookmarkStart w:id="1037" w:name="_Toc90001037"/>
+      <w:r>
+        <w:t xml:space="preserve">Mises à jour de la plateforme</w:t>
+      </w:r>
+      <w:bookmarkEnd w:id="1037"/>
+    </w:p>
+    <w:p>
+      <w:pPr>
+        <w:spacing w:after="120" w:line="278" w:lineRule="auto"/>
+      </w:pPr>
+      <w:r>
+        <w:t xml:space="preserve">Larka vérifie automatiquement (toutes les 12 heures par défaut) si une nouvelle version a été publiée. Lorsqu'une version plus récente existe, un </w:t>
+      </w:r>
+      <w:r>
+        <w:rPr>
+          <w:b/>
+          <w:bCs/>
+        </w:rPr>
+        <w:t xml:space="preserve">bandeau</w:t>
+      </w:r>
+      <w:r>
+        <w:t xml:space="preserve"> s'affiche dans la console : « Larka V.Beta x.y.z est disponible ».</w:t>
+      </w:r>
+    </w:p>
+    <w:p>
+      <w:pPr>
+        <w:pStyle w:val="Paragraphedeliste"/>
+        <w:numPr>
+          <w:ilvl w:val="0"/>
+          <w:numId w:val="2"/>
+        </w:numPr>
+        <w:spacing w:after="60" w:line="268" w:lineRule="auto"/>
+      </w:pPr>
+      <w:r>
+        <w:rPr>
+          <w:b/>
+          <w:bCs/>
+        </w:rPr>
+        <w:t xml:space="preserve">Voir la mise à jour</w:t>
+      </w:r>
+      <w:r>
+        <w:t xml:space="preserve"> (ou le bouton </w:t>
+      </w:r>
+      <w:r>
+        <w:rPr>
+          <w:b/>
+          <w:bCs/>
+        </w:rPr>
+        <w:t xml:space="preserve">⬆️ Mises à jour</w:t>
+      </w:r>
+      <w:r>
+        <w:t xml:space="preserve"> de la page Multi-Tenant) ouvre une fenêtre avec les nouveautés et les contrôles effectués : empreinte SHA-256 du paquet et, si une clé publique est configurée, signature de l'éditeur.</w:t>
+      </w:r>
+    </w:p>
+    <w:p>
+      <w:pPr>
+        <w:pStyle w:val="Paragraphedeliste"/>
+        <w:numPr>
+          <w:ilvl w:val="0"/>
+          <w:numId w:val="2"/>
+        </w:numPr>
+        <w:spacing w:after="60" w:line="268" w:lineRule="auto"/>
+      </w:pPr>
+      <w:r>
+        <w:t xml:space="preserve">Rien ne s'installe sans vous : cochez la case de confirmation, puis cliquez sur </w:t>
+      </w:r>
+      <w:r>
+        <w:rPr>
+          <w:b/>
+          <w:bCs/>
+        </w:rPr>
+        <w:t xml:space="preserve">Installer maintenant</w:t>
+      </w:r>
+      <w:r>
+        <w:t xml:space="preserve">.</w:t>
+      </w:r>
+    </w:p>
+    <w:p>
+      <w:pPr>
+        <w:pStyle w:val="Paragraphedeliste"/>
+        <w:numPr>
+          <w:ilvl w:val="0"/>
+          <w:numId w:val="2"/>
+        </w:numPr>
+        <w:spacing w:after="60" w:line="268" w:lineRule="auto"/>
+      </w:pPr>
+      <w:r>
+        <w:rPr>
+          <w:b/>
+          <w:bCs/>
+        </w:rPr>
+        <w:t xml:space="preserve">🖥️ Config serveur → Version et mises à jour</w:t>
+      </w:r>
+      <w:r>
+        <w:t xml:space="preserve"> affiche la version installée et propose </w:t>
+      </w:r>
+      <w:r>
+        <w:rPr>
+          <w:b/>
+          <w:bCs/>
+        </w:rPr>
+        <w:t xml:space="preserve">Vérifier maintenant</w:t>
+      </w:r>
+      <w:r>
+        <w:t xml:space="preserve"> et </w:t>
+      </w:r>
+      <w:r>
+        <w:rPr>
+          <w:b/>
+          <w:bCs/>
+        </w:rPr>
+        <w:t xml:space="preserve">Historique / restaurer</w:t>
+      </w:r>
+      <w:r>
+        <w:t xml:space="preserve">. La version figure aussi en bas de la page de connexion.</w:t>
+      </w:r>
+    </w:p>
+    <w:p>
+      <w:pPr>
+        <w:pStyle w:val="Paragraphedeliste"/>
+        <w:numPr>
+          <w:ilvl w:val="0"/>
+          <w:numId w:val="2"/>
+        </w:numPr>
+        <w:spacing w:after="60" w:line="268" w:lineRule="auto"/>
+      </w:pPr>
+      <w:r>
+        <w:t xml:space="preserve">La source des versions (dépôt GitHub ou manifeste), le canal (beta ou stable), la fréquence et la clé publique se règlent dans la section </w:t>
+      </w:r>
+      <w:r>
+        <w:rPr>
+          <w:rFonts w:ascii="Consolas" w:eastAsia="Consolas" w:hAnsi="Consolas" w:cs="Consolas"/>
+          <w:color w:val="B45309"/>
+          <w:sz w:val="19"/>
+          <w:szCs w:val="19"/>
+        </w:rPr>
+        <w:t xml:space="preserve">mises_a_jour</w:t>
+      </w:r>
+      <w:r>
+        <w:t xml:space="preserve"> de </w:t>
+      </w:r>
+      <w:r>
+        <w:rPr>
+          <w:rFonts w:ascii="Consolas" w:eastAsia="Consolas" w:hAnsi="Consolas" w:cs="Consolas"/>
+          <w:color w:val="B45309"/>
+          <w:sz w:val="19"/>
+          <w:szCs w:val="19"/>
+        </w:rPr>
+        <w:t xml:space="preserve">config.json</w:t>
+      </w:r>
+      <w:r>
+        <w:t xml:space="preserve">.</w:t>
+      </w:r>
+    </w:p>
+    <w:tbl>
+      <w:tblPr>
+        <w:tblW w:w="9360" w:type="dxa"/>
+        <w:tblBorders>
+          <w:top w:val="single" w:sz="4" w:space="0" w:color="auto"/>
+          <w:left w:val="single" w:sz="4" w:space="0" w:color="auto"/>
+          <w:bottom w:val="single" w:sz="4" w:space="0" w:color="auto"/>
+          <w:right w:val="single" w:sz="4" w:space="0" w:color="auto"/>
+          <w:insideH w:val="single" w:sz="4" w:space="0" w:color="auto"/>
+          <w:insideV w:val="single" w:sz="4" w:space="0" w:color="auto"/>
+        </w:tblBorders>
+        <w:tblCellMar>
+          <w:left w:w="10" w:type="dxa"/>
+          <w:right w:w="10" w:type="dxa"/>
+        </w:tblCellMar>
+        <w:tblLook w:val="0000" w:firstRow="0" w:lastRow="0" w:firstColumn="0" w:lastColumn="0" w:noHBand="0" w:noVBand="0"/>
+      </w:tblPr>
+      <w:tblGrid>
+        <w:gridCol w:w="9360"/>
+      </w:tblGrid>
+      <w:tr>
+        <w:trPr>
+          <w:cantSplit/>
+        </w:trPr>
+        <w:tc>
+          <w:tcPr>
+            <w:tcW w:w="9360" w:type="dxa"/>
+            <w:tcBorders>
+              <w:left w:val="single" w:sz="18" w:space="0" w:color="F59E0B"/>
+            </w:tcBorders>
+            <w:shd w:val="clear" w:color="auto" w:fill="F1F5F9"/>
+            <w:tcMar>
+              <w:top w:w="110" w:type="dxa"/>
+              <w:left w:w="160" w:type="dxa"/>
+              <w:bottom w:w="110" w:type="dxa"/>
+              <w:right w:w="140" w:type="dxa"/>
+            </w:tcMar>
+          </w:tcPr>
+          <w:p>
+            <w:pPr>
+              <w:spacing w:after="60"/>
+            </w:pPr>
+            <w:r>
+              <w:rPr>
+                <w:b/>
+                <w:bCs/>
+                <w:color w:val="3A2206"/>
+              </w:rPr>
+              <w:t xml:space="preserve">ℹ️  Une décision qui vous revient</w:t>
+            </w:r>
+          </w:p>
+          <w:p>
+            <w:pPr>
+              <w:spacing w:after="40" w:line="268" w:lineRule="auto"/>
+            </w:pPr>
+            <w:r>
+              <w:t xml:space="preserve">Le code est </w:t>
+            </w:r>
+            <w:r>
+              <w:rPr>
+                <w:b/>
+                <w:bCs/>
+              </w:rPr>
+              <w:t xml:space="preserve">commun à toutes les organisations</w:t>
+            </w:r>
+            <w:r>
+              <w:t xml:space="preserve"> hébergées sur le serveur. En multi-tenant, seul le Super Administrateur peut installer une mise à jour : les gestionnaires des organisations ne voient pas le bandeau. En mono-tenant, l'Admin et le Gestionnaire de l'organisation y ont aussi accès.</w:t>
+            </w:r>
+          </w:p>
+        </w:tc>
+      </w:tr>
+    </w:tbl>
+    <w:p>
+      <w:pPr>
+        <w:spacing w:after="60"/>
+      </w:pPr>
+    </w:p>
+    <w:tbl>
+      <w:tblPr>
+        <w:tblW w:w="9360" w:type="dxa"/>
+        <w:tblBorders>
+          <w:top w:val="single" w:sz="4" w:space="0" w:color="auto"/>
+          <w:left w:val="single" w:sz="4" w:space="0" w:color="auto"/>
+          <w:bottom w:val="single" w:sz="4" w:space="0" w:color="auto"/>
+          <w:right w:val="single" w:sz="4" w:space="0" w:color="auto"/>
+          <w:insideH w:val="single" w:sz="4" w:space="0" w:color="auto"/>
+          <w:insideV w:val="single" w:sz="4" w:space="0" w:color="auto"/>
+        </w:tblBorders>
+        <w:tblCellMar>
+          <w:left w:w="10" w:type="dxa"/>
+          <w:right w:w="10" w:type="dxa"/>
+        </w:tblCellMar>
+        <w:tblLook w:val="0000" w:firstRow="0" w:lastRow="0" w:firstColumn="0" w:lastColumn="0" w:noHBand="0" w:noVBand="0"/>
+      </w:tblPr>
+      <w:tblGrid>
+        <w:gridCol w:w="9360"/>
+      </w:tblGrid>
+      <w:tr>
+        <w:trPr>
+          <w:cantSplit/>
+        </w:trPr>
+        <w:tc>
+          <w:tcPr>
+            <w:tcW w:w="9360" w:type="dxa"/>
+            <w:tcBorders>
+              <w:left w:val="single" w:sz="18" w:space="0" w:color="10B981"/>
+            </w:tcBorders>
+            <w:shd w:val="clear" w:color="auto" w:fill="F1F5F9"/>
+            <w:tcMar>
+              <w:top w:w="110" w:type="dxa"/>
+              <w:left w:w="160" w:type="dxa"/>
+              <w:bottom w:w="110" w:type="dxa"/>
+              <w:right w:w="140" w:type="dxa"/>
+            </w:tcMar>
+          </w:tcPr>
+          <w:p>
+            <w:pPr>
+              <w:spacing w:after="60"/>
+            </w:pPr>
+            <w:r>
+              <w:rPr>
+                <w:b/>
+                <w:bCs/>
+                <w:color w:val="3A2206"/>
+              </w:rPr>
+              <w:t xml:space="preserve">ℹ️  Aucune donnée supprimée</w:t>
+            </w:r>
+          </w:p>
+          <w:p>
+            <w:pPr>
+              <w:spacing w:after="40" w:line="268" w:lineRule="auto"/>
+            </w:pPr>
+            <w:r>
+              <w:t xml:space="preserve">Seuls les fichiers de l'application sont remplacés. Les bases, les documents et plans (</w:t>
+            </w:r>
+            <w:r>
+              <w:rPr>
+                <w:rFonts w:ascii="Consolas" w:eastAsia="Consolas" w:hAnsi="Consolas" w:cs="Consolas"/>
+                <w:color w:val="B45309"/>
+                <w:sz w:val="19"/>
+                <w:szCs w:val="19"/>
+              </w:rPr>
+              <w:t xml:space="preserve">data/</w:t>
+            </w:r>
+            <w:r>
+              <w:t xml:space="preserve">), </w:t>
+            </w:r>
+            <w:r>
+              <w:rPr>
+                <w:rFonts w:ascii="Consolas" w:eastAsia="Consolas" w:hAnsi="Consolas" w:cs="Consolas"/>
+                <w:color w:val="B45309"/>
+                <w:sz w:val="19"/>
+                <w:szCs w:val="19"/>
+              </w:rPr>
+              <w:t xml:space="preserve">config.json</w:t>
+            </w:r>
+            <w:r>
+              <w:t xml:space="preserve">, </w:t>
+            </w:r>
+            <w:r>
+              <w:rPr>
+                <w:rFonts w:ascii="Consolas" w:eastAsia="Consolas" w:hAnsi="Consolas" w:cs="Consolas"/>
+                <w:color w:val="B45309"/>
+                <w:sz w:val="19"/>
+                <w:szCs w:val="19"/>
+              </w:rPr>
+              <w:t xml:space="preserve">.env</w:t>
+            </w:r>
+            <w:r>
+              <w:t xml:space="preserve"> et les réglages des modules ne sont jamais modifiés, et aucun fichier n'est supprimé.</w:t>
+            </w:r>
+          </w:p>
+          <w:p>
+            <w:pPr>
+              <w:spacing w:after="40" w:line="268" w:lineRule="auto"/>
+            </w:pPr>
+            <w:r>
+              <w:t xml:space="preserve">Une sauvegarde est faite juste avant l'installation ; en cas d'erreur, la version précédente est remise automatiquement. </w:t>
+            </w:r>
+            <w:r>
+              <w:rPr>
+                <w:b/>
+                <w:bCs/>
+              </w:rPr>
+              <w:t xml:space="preserve">Historique / restaurer</w:t>
+            </w:r>
+            <w:r>
+              <w:t xml:space="preserve"> permet de revenir à une version antérieure.</w:t>
+            </w:r>
+          </w:p>
+        </w:tc>
+      </w:tr>
+    </w:tbl>
+    <w:p>
+      <w:pPr>
+        <w:spacing w:after="60"/>
+      </w:pPr>
+    </w:p>
+    <w:p>
+      <w:pPr>
         <w:pStyle w:val="Titre1"/>
       </w:pPr>
       <w:bookmarkStart w:id="22" w:name="_Toc235786813"/>
@@ -2606,6 +3834,1183 @@
     <w:p>
       <w:pPr>
         <w:pStyle w:val="Titre2"/>
+        <w:keepNext/>
+      </w:pPr>
+      <w:bookmarkStart w:id="1031" w:name="_Toc90001031"/>
+      <w:r>
+        <w:t xml:space="preserve">Journal d'audit</w:t>
+      </w:r>
+      <w:bookmarkEnd w:id="1031"/>
+    </w:p>
+    <w:p>
+      <w:pPr>
+        <w:spacing w:after="120" w:line="278" w:lineRule="auto"/>
+      </w:pPr>
+      <w:r>
+        <w:t xml:space="preserve">Le </w:t>
+      </w:r>
+      <w:r>
+        <w:rPr>
+          <w:b/>
+          <w:bCs/>
+        </w:rPr>
+        <w:t xml:space="preserve">journal d'audit</w:t>
+      </w:r>
+      <w:r>
+        <w:t xml:space="preserve"> enregistre tout ce qui se passe dans une organisation : connexions, pages consultées, créations, modifications et suppressions de données, erreurs, opérations de sécurité. C'est la trace de ce que </w:t>
+      </w:r>
+      <w:r>
+        <w:rPr>
+          <w:b/>
+          <w:bCs/>
+        </w:rPr>
+        <w:t xml:space="preserve">tout le monde</w:t>
+      </w:r>
+      <w:r>
+        <w:t xml:space="preserve"> a fait, administrateurs de l'organisation compris : c'est pourquoi il est rangé dans la Super Administration, et non dans le menu de ceux qu'il permet de contrôler.</w:t>
+      </w:r>
+    </w:p>
+    <w:p>
+      <w:pPr>
+        <w:pStyle w:val="Titre3"/>
+        <w:keepNext/>
+      </w:pPr>
+      <w:bookmarkStart w:id="1032" w:name="_Toc90001032"/>
+      <w:r>
+        <w:t xml:space="preserve">Ouvrir le journal</w:t>
+      </w:r>
+      <w:bookmarkEnd w:id="1032"/>
+    </w:p>
+    <w:p>
+      <w:pPr>
+        <w:pStyle w:val="Paragraphedeliste"/>
+        <w:numPr>
+          <w:ilvl w:val="0"/>
+          <w:numId w:val="2"/>
+        </w:numPr>
+        <w:spacing w:after="60" w:line="268" w:lineRule="auto"/>
+      </w:pPr>
+      <w:r>
+        <w:t xml:space="preserve">Dans le menu de la console, cliquez sur </w:t>
+      </w:r>
+      <w:r>
+        <w:rPr>
+          <w:b/>
+          <w:bCs/>
+        </w:rPr>
+        <w:t xml:space="preserve">📜 Journal d'audit</w:t>
+      </w:r>
+      <w:r>
+        <w:t xml:space="preserve">.</w:t>
+      </w:r>
+    </w:p>
+    <w:p>
+      <w:pPr>
+        <w:pStyle w:val="Paragraphedeliste"/>
+        <w:numPr>
+          <w:ilvl w:val="0"/>
+          <w:numId w:val="2"/>
+        </w:numPr>
+        <w:spacing w:after="60" w:line="268" w:lineRule="auto"/>
+      </w:pPr>
+      <w:r>
+        <w:t xml:space="preserve">Le journal affiché est celui de l'</w:t>
+      </w:r>
+      <w:r>
+        <w:rPr>
+          <w:b/>
+          <w:bCs/>
+        </w:rPr>
+        <w:t xml:space="preserve">organisation courante</w:t>
+      </w:r>
+      <w:r>
+        <w:t xml:space="preserve"> : celle de l'adresse par laquelle vous avez ouvert la console, ou celle dans laquelle vous avez basculé (voir « Basculer dans une organisation »).</w:t>
+      </w:r>
+    </w:p>
+    <w:p>
+      <w:pPr>
+        <w:pStyle w:val="Paragraphedeliste"/>
+        <w:numPr>
+          <w:ilvl w:val="0"/>
+          <w:numId w:val="2"/>
+        </w:numPr>
+        <w:spacing w:after="60" w:line="268" w:lineRule="auto"/>
+      </w:pPr>
+      <w:r>
+        <w:t xml:space="preserve">Si le module </w:t>
+      </w:r>
+      <w:r>
+        <w:rPr>
+          <w:b/>
+          <w:bCs/>
+        </w:rPr>
+        <w:t xml:space="preserve">Journal d'activité</w:t>
+      </w:r>
+      <w:r>
+        <w:t xml:space="preserve"> a été désactivé pour cette organisation (voir « Activer / désactiver des modules »), l'écran l'indique et rien n'est affiché.</w:t>
+      </w:r>
+    </w:p>
+    <w:p>
+      <w:pPr>
+        <w:pStyle w:val="Titre3"/>
+        <w:keepNext/>
+      </w:pPr>
+      <w:bookmarkStart w:id="1033" w:name="_Toc90001033"/>
+      <w:r>
+        <w:t xml:space="preserve">La synthèse sur 7 jours</w:t>
+      </w:r>
+      <w:bookmarkEnd w:id="1033"/>
+    </w:p>
+    <w:p>
+      <w:pPr>
+        <w:spacing w:after="120" w:line="278" w:lineRule="auto"/>
+      </w:pPr>
+      <w:r>
+        <w:t xml:space="preserve">En haut de l'écran, cinq tuiles résument la dernière semaine et permettent de repérer l'anormal d'un coup d'œil :</w:t>
+      </w:r>
+    </w:p>
+    <w:p>
+      <w:pPr>
+        <w:pStyle w:val="Paragraphedeliste"/>
+        <w:numPr>
+          <w:ilvl w:val="0"/>
+          <w:numId w:val="2"/>
+        </w:numPr>
+        <w:spacing w:after="60" w:line="268" w:lineRule="auto"/>
+      </w:pPr>
+      <w:r>
+        <w:rPr>
+          <w:b/>
+          <w:bCs/>
+        </w:rPr>
+        <w:t xml:space="preserve">Sur 7 jours</w:t>
+      </w:r>
+      <w:r>
+        <w:t xml:space="preserve"> : nombre d'entrées par niveau (info, audit, warning, error…) ;</w:t>
+      </w:r>
+    </w:p>
+    <w:p>
+      <w:pPr>
+        <w:pStyle w:val="Paragraphedeliste"/>
+        <w:numPr>
+          <w:ilvl w:val="0"/>
+          <w:numId w:val="2"/>
+        </w:numPr>
+        <w:spacing w:after="60" w:line="268" w:lineRule="auto"/>
+      </w:pPr>
+      <w:r>
+        <w:rPr>
+          <w:b/>
+          <w:bCs/>
+        </w:rPr>
+        <w:t xml:space="preserve">Canaux</w:t>
+      </w:r>
+      <w:r>
+        <w:t xml:space="preserve"> : les sources les plus actives (api, navigation, securite…) ;</w:t>
+      </w:r>
+    </w:p>
+    <w:p>
+      <w:pPr>
+        <w:pStyle w:val="Paragraphedeliste"/>
+        <w:numPr>
+          <w:ilvl w:val="0"/>
+          <w:numId w:val="2"/>
+        </w:numPr>
+        <w:spacing w:after="60" w:line="268" w:lineRule="auto"/>
+      </w:pPr>
+      <w:r>
+        <w:rPr>
+          <w:b/>
+          <w:bCs/>
+        </w:rPr>
+        <w:t xml:space="preserve">Erreurs fréquentes</w:t>
+      </w:r>
+      <w:r>
+        <w:t xml:space="preserve"> : les messages d'erreur qui reviennent le plus ;</w:t>
+      </w:r>
+    </w:p>
+    <w:p>
+      <w:pPr>
+        <w:pStyle w:val="Paragraphedeliste"/>
+        <w:numPr>
+          <w:ilvl w:val="0"/>
+          <w:numId w:val="2"/>
+        </w:numPr>
+        <w:spacing w:after="60" w:line="268" w:lineRule="auto"/>
+      </w:pPr>
+      <w:r>
+        <w:rPr>
+          <w:b/>
+          <w:bCs/>
+        </w:rPr>
+        <w:t xml:space="preserve">Routes lentes (&gt;2s)</w:t>
+      </w:r>
+      <w:r>
+        <w:t xml:space="preserve"> : les requêtes du serveur les plus longues, avec leur pire durée ;</w:t>
+      </w:r>
+    </w:p>
+    <w:p>
+      <w:pPr>
+        <w:pStyle w:val="Paragraphedeliste"/>
+        <w:numPr>
+          <w:ilvl w:val="0"/>
+          <w:numId w:val="2"/>
+        </w:numPr>
+        <w:spacing w:after="60" w:line="268" w:lineRule="auto"/>
+      </w:pPr>
+      <w:r>
+        <w:rPr>
+          <w:b/>
+          <w:bCs/>
+        </w:rPr>
+        <w:t xml:space="preserve">Utilisateurs actifs</w:t>
+      </w:r>
+      <w:r>
+        <w:t xml:space="preserve"> : les identifiants qui ont généré le plus d'activité.</w:t>
+      </w:r>
+    </w:p>
+    <w:p>
+      <w:pPr>
+        <w:pStyle w:val="Titre3"/>
+        <w:keepNext/>
+      </w:pPr>
+      <w:bookmarkStart w:id="1034" w:name="_Toc90001034"/>
+      <w:r>
+        <w:t xml:space="preserve">Filtrer et rechercher</w:t>
+      </w:r>
+      <w:bookmarkEnd w:id="1034"/>
+    </w:p>
+    <w:p>
+      <w:pPr>
+        <w:spacing w:after="120" w:line="278" w:lineRule="auto"/>
+      </w:pPr>
+      <w:r>
+        <w:t xml:space="preserve">Sous la synthèse, la liste des entrées (100 par page, boutons </w:t>
+      </w:r>
+      <w:r>
+        <w:rPr>
+          <w:b/>
+          <w:bCs/>
+        </w:rPr>
+        <w:t xml:space="preserve">← Précédent</w:t>
+      </w:r>
+      <w:r>
+        <w:t xml:space="preserve"> / </w:t>
+      </w:r>
+      <w:r>
+        <w:rPr>
+          <w:b/>
+          <w:bCs/>
+        </w:rPr>
+        <w:t xml:space="preserve">Suivant →</w:t>
+      </w:r>
+      <w:r>
+        <w:t xml:space="preserve">) se filtre par :</w:t>
+      </w:r>
+    </w:p>
+    <w:p>
+      <w:pPr>
+        <w:pStyle w:val="Paragraphedeliste"/>
+        <w:numPr>
+          <w:ilvl w:val="0"/>
+          <w:numId w:val="2"/>
+        </w:numPr>
+        <w:spacing w:after="60" w:line="268" w:lineRule="auto"/>
+      </w:pPr>
+      <w:r>
+        <w:rPr>
+          <w:b/>
+          <w:bCs/>
+        </w:rPr>
+        <w:t xml:space="preserve">Niveau minimum</w:t>
+      </w:r>
+      <w:r>
+        <w:t xml:space="preserve"> : tous, info et +, audit et +, warning et +, erreurs seules ;</w:t>
+      </w:r>
+    </w:p>
+    <w:p>
+      <w:pPr>
+        <w:pStyle w:val="Paragraphedeliste"/>
+        <w:numPr>
+          <w:ilvl w:val="0"/>
+          <w:numId w:val="2"/>
+        </w:numPr>
+        <w:spacing w:after="60" w:line="268" w:lineRule="auto"/>
+      </w:pPr>
+      <w:r>
+        <w:rPr>
+          <w:b/>
+          <w:bCs/>
+        </w:rPr>
+        <w:t xml:space="preserve">Canal</w:t>
+      </w:r>
+      <w:r>
+        <w:t xml:space="preserve"> : api (requêtes), navigation (pages), interaction (clics, saisies — désactivé par défaut), donnees, audit, php, client (erreurs du navigateur), securite, systeme, journal ;</w:t>
+      </w:r>
+    </w:p>
+    <w:p>
+      <w:pPr>
+        <w:pStyle w:val="Paragraphedeliste"/>
+        <w:numPr>
+          <w:ilvl w:val="0"/>
+          <w:numId w:val="2"/>
+        </w:numPr>
+        <w:spacing w:after="60" w:line="268" w:lineRule="auto"/>
+      </w:pPr>
+      <w:r>
+        <w:rPr>
+          <w:b/>
+          <w:bCs/>
+        </w:rPr>
+        <w:t xml:space="preserve">Utilisateur</w:t>
+      </w:r>
+      <w:r>
+        <w:t xml:space="preserve"> : l'identifiant de connexion ;</w:t>
+      </w:r>
+    </w:p>
+    <w:p>
+      <w:pPr>
+        <w:pStyle w:val="Paragraphedeliste"/>
+        <w:numPr>
+          <w:ilvl w:val="0"/>
+          <w:numId w:val="2"/>
+        </w:numPr>
+        <w:spacing w:after="60" w:line="268" w:lineRule="auto"/>
+      </w:pPr>
+      <w:r>
+        <w:rPr>
+          <w:b/>
+          <w:bCs/>
+        </w:rPr>
+        <w:t xml:space="preserve">Recherche</w:t>
+      </w:r>
+      <w:r>
+        <w:t xml:space="preserve"> : texte libre dans le message, le contexte ou une valeur modifiée ;</w:t>
+      </w:r>
+    </w:p>
+    <w:p>
+      <w:pPr>
+        <w:pStyle w:val="Paragraphedeliste"/>
+        <w:numPr>
+          <w:ilvl w:val="0"/>
+          <w:numId w:val="2"/>
+        </w:numPr>
+        <w:spacing w:after="60" w:line="268" w:lineRule="auto"/>
+      </w:pPr>
+      <w:r>
+        <w:rPr>
+          <w:b/>
+          <w:bCs/>
+        </w:rPr>
+        <w:t xml:space="preserve">Depuis</w:t>
+      </w:r>
+      <w:r>
+        <w:t xml:space="preserve"> : une date de début.</w:t>
+      </w:r>
+    </w:p>
+    <w:p>
+      <w:pPr>
+        <w:spacing w:after="120" w:line="278" w:lineRule="auto"/>
+      </w:pPr>
+      <w:r>
+        <w:t xml:space="preserve">Cliquez sur </w:t>
+      </w:r>
+      <w:r>
+        <w:rPr>
+          <w:b/>
+          <w:bCs/>
+        </w:rPr>
+        <w:t xml:space="preserve">🔍 Filtrer</w:t>
+      </w:r>
+      <w:r>
+        <w:t xml:space="preserve"> (ou appuyez sur Entrée) pour appliquer, sur </w:t>
+      </w:r>
+      <w:r>
+        <w:rPr>
+          <w:b/>
+          <w:bCs/>
+        </w:rPr>
+        <w:t xml:space="preserve">↺</w:t>
+      </w:r>
+      <w:r>
+        <w:t xml:space="preserve"> pour tout réinitialiser. Chaque ligne indique la date, le niveau, le canal, le message, l'utilisateur et la durée de la requête.</w:t>
+      </w:r>
+    </w:p>
+    <w:tbl>
+      <w:tblPr>
+        <w:tblW w:w="9360" w:type="dxa"/>
+        <w:tblLook w:val="0000"/>
+      </w:tblPr>
+      <w:tblGrid>
+        <w:gridCol w:w="2000"/>
+        <w:gridCol w:w="7360"/>
+      </w:tblGrid>
+      <w:tr>
+        <w:trPr>
+          <w:tblHeader/>
+        </w:trPr>
+        <w:tc>
+          <w:tcPr>
+            <w:tcW w:w="2000" w:type="dxa"/>
+            <w:tcBorders>
+              <w:top w:val="single" w:sz="1" w:space="0" w:color="D5DCE6"/>
+              <w:left w:val="single" w:sz="1" w:space="0" w:color="D5DCE6"/>
+              <w:bottom w:val="single" w:sz="1" w:space="0" w:color="D5DCE6"/>
+              <w:right w:val="single" w:sz="1" w:space="0" w:color="D5DCE6"/>
+            </w:tcBorders>
+            <w:shd w:val="clear" w:color="auto" w:fill="3A2206"/>
+            <w:tcMar>
+              <w:top w:w="70" w:type="dxa"/>
+              <w:left w:w="110" w:type="dxa"/>
+              <w:bottom w:w="70" w:type="dxa"/>
+              <w:right w:w="110" w:type="dxa"/>
+            </w:tcMar>
+            <w:vAlign w:val="center"/>
+          </w:tcPr>
+          <w:p>
+            <w:pPr>
+              <w:spacing w:after="0" w:line="252" w:lineRule="auto"/>
+            </w:pPr>
+            <w:r>
+              <w:rPr>
+                <w:b/>
+                <w:bCs/>
+                <w:color w:val="FFFFFF"/>
+              </w:rPr>
+              <w:t xml:space="preserve">Niveau</w:t>
+            </w:r>
+          </w:p>
+        </w:tc>
+        <w:tc>
+          <w:tcPr>
+            <w:tcW w:w="7360" w:type="dxa"/>
+            <w:tcBorders>
+              <w:top w:val="single" w:sz="1" w:space="0" w:color="D5DCE6"/>
+              <w:left w:val="single" w:sz="1" w:space="0" w:color="D5DCE6"/>
+              <w:bottom w:val="single" w:sz="1" w:space="0" w:color="D5DCE6"/>
+              <w:right w:val="single" w:sz="1" w:space="0" w:color="D5DCE6"/>
+            </w:tcBorders>
+            <w:shd w:val="clear" w:color="auto" w:fill="3A2206"/>
+            <w:tcMar>
+              <w:top w:w="70" w:type="dxa"/>
+              <w:left w:w="110" w:type="dxa"/>
+              <w:bottom w:w="70" w:type="dxa"/>
+              <w:right w:w="110" w:type="dxa"/>
+            </w:tcMar>
+            <w:vAlign w:val="center"/>
+          </w:tcPr>
+          <w:p>
+            <w:pPr>
+              <w:spacing w:after="0" w:line="252" w:lineRule="auto"/>
+            </w:pPr>
+            <w:r>
+              <w:rPr>
+                <w:b/>
+                <w:bCs/>
+                <w:color w:val="FFFFFF"/>
+              </w:rPr>
+              <w:t xml:space="preserve">Signification</w:t>
+            </w:r>
+          </w:p>
+        </w:tc>
+      </w:tr>
+      <w:tr>
+        <w:trPr>
+          <w:cantSplit/>
+        </w:trPr>
+        <w:tc>
+          <w:tcPr>
+            <w:tcW w:w="2000" w:type="dxa"/>
+            <w:tcBorders>
+              <w:top w:val="single" w:sz="1" w:space="0" w:color="D5DCE6"/>
+              <w:left w:val="single" w:sz="1" w:space="0" w:color="D5DCE6"/>
+              <w:bottom w:val="single" w:sz="1" w:space="0" w:color="D5DCE6"/>
+              <w:right w:val="single" w:sz="1" w:space="0" w:color="D5DCE6"/>
+            </w:tcBorders>
+            <w:tcMar>
+              <w:top w:w="70" w:type="dxa"/>
+              <w:left w:w="110" w:type="dxa"/>
+              <w:bottom w:w="70" w:type="dxa"/>
+              <w:right w:w="110" w:type="dxa"/>
+            </w:tcMar>
+            <w:vAlign w:val="center"/>
+          </w:tcPr>
+          <w:p>
+            <w:pPr>
+              <w:spacing w:after="0" w:line="252" w:lineRule="auto"/>
+            </w:pPr>
+            <w:r>
+              <w:rPr>
+                <w:b/>
+                <w:bCs/>
+              </w:rPr>
+              <w:t xml:space="preserve">debug</w:t>
+            </w:r>
+          </w:p>
+        </w:tc>
+        <w:tc>
+          <w:tcPr>
+            <w:tcW w:w="7360" w:type="dxa"/>
+            <w:tcBorders>
+              <w:top w:val="single" w:sz="1" w:space="0" w:color="D5DCE6"/>
+              <w:left w:val="single" w:sz="1" w:space="0" w:color="D5DCE6"/>
+              <w:bottom w:val="single" w:sz="1" w:space="0" w:color="D5DCE6"/>
+              <w:right w:val="single" w:sz="1" w:space="0" w:color="D5DCE6"/>
+            </w:tcBorders>
+            <w:tcMar>
+              <w:top w:w="70" w:type="dxa"/>
+              <w:left w:w="110" w:type="dxa"/>
+              <w:bottom w:w="70" w:type="dxa"/>
+              <w:right w:w="110" w:type="dxa"/>
+            </w:tcMar>
+            <w:vAlign w:val="center"/>
+          </w:tcPr>
+          <w:p>
+            <w:pPr>
+              <w:spacing w:after="0" w:line="252" w:lineRule="auto"/>
+            </w:pPr>
+            <w:r>
+              <w:t xml:space="preserve">Détail technique, utile au diagnostic uniquement.</w:t>
+            </w:r>
+          </w:p>
+        </w:tc>
+      </w:tr>
+      <w:tr>
+        <w:trPr>
+          <w:cantSplit/>
+        </w:trPr>
+        <w:tc>
+          <w:tcPr>
+            <w:tcW w:w="2000" w:type="dxa"/>
+            <w:tcBorders>
+              <w:top w:val="single" w:sz="1" w:space="0" w:color="D5DCE6"/>
+              <w:left w:val="single" w:sz="1" w:space="0" w:color="D5DCE6"/>
+              <w:bottom w:val="single" w:sz="1" w:space="0" w:color="D5DCE6"/>
+              <w:right w:val="single" w:sz="1" w:space="0" w:color="D5DCE6"/>
+            </w:tcBorders>
+            <w:tcMar>
+              <w:top w:w="70" w:type="dxa"/>
+              <w:left w:w="110" w:type="dxa"/>
+              <w:bottom w:w="70" w:type="dxa"/>
+              <w:right w:w="110" w:type="dxa"/>
+            </w:tcMar>
+            <w:vAlign w:val="center"/>
+          </w:tcPr>
+          <w:p>
+            <w:pPr>
+              <w:spacing w:after="0" w:line="252" w:lineRule="auto"/>
+            </w:pPr>
+            <w:r>
+              <w:rPr>
+                <w:b/>
+                <w:bCs/>
+              </w:rPr>
+              <w:t xml:space="preserve">info</w:t>
+            </w:r>
+          </w:p>
+        </w:tc>
+        <w:tc>
+          <w:tcPr>
+            <w:tcW w:w="7360" w:type="dxa"/>
+            <w:tcBorders>
+              <w:top w:val="single" w:sz="1" w:space="0" w:color="D5DCE6"/>
+              <w:left w:val="single" w:sz="1" w:space="0" w:color="D5DCE6"/>
+              <w:bottom w:val="single" w:sz="1" w:space="0" w:color="D5DCE6"/>
+              <w:right w:val="single" w:sz="1" w:space="0" w:color="D5DCE6"/>
+            </w:tcBorders>
+            <w:tcMar>
+              <w:top w:w="70" w:type="dxa"/>
+              <w:left w:w="110" w:type="dxa"/>
+              <w:bottom w:w="70" w:type="dxa"/>
+              <w:right w:w="110" w:type="dxa"/>
+            </w:tcMar>
+            <w:vAlign w:val="center"/>
+          </w:tcPr>
+          <w:p>
+            <w:pPr>
+              <w:spacing w:after="0" w:line="252" w:lineRule="auto"/>
+            </w:pPr>
+            <w:r>
+              <w:t xml:space="preserve">Événement normal : connexion, page consultée, export…</w:t>
+            </w:r>
+          </w:p>
+        </w:tc>
+      </w:tr>
+      <w:tr>
+        <w:trPr>
+          <w:cantSplit/>
+        </w:trPr>
+        <w:tc>
+          <w:tcPr>
+            <w:tcW w:w="2000" w:type="dxa"/>
+            <w:tcBorders>
+              <w:top w:val="single" w:sz="1" w:space="0" w:color="D5DCE6"/>
+              <w:left w:val="single" w:sz="1" w:space="0" w:color="D5DCE6"/>
+              <w:bottom w:val="single" w:sz="1" w:space="0" w:color="D5DCE6"/>
+              <w:right w:val="single" w:sz="1" w:space="0" w:color="D5DCE6"/>
+            </w:tcBorders>
+            <w:tcMar>
+              <w:top w:w="70" w:type="dxa"/>
+              <w:left w:w="110" w:type="dxa"/>
+              <w:bottom w:w="70" w:type="dxa"/>
+              <w:right w:w="110" w:type="dxa"/>
+            </w:tcMar>
+            <w:vAlign w:val="center"/>
+          </w:tcPr>
+          <w:p>
+            <w:pPr>
+              <w:spacing w:after="0" w:line="252" w:lineRule="auto"/>
+            </w:pPr>
+            <w:r>
+              <w:rPr>
+                <w:b/>
+                <w:bCs/>
+              </w:rPr>
+              <w:t xml:space="preserve">audit</w:t>
+            </w:r>
+            <w:r>
+              <w:t xml:space="preserve"> ✎</w:t>
+            </w:r>
+          </w:p>
+        </w:tc>
+        <w:tc>
+          <w:tcPr>
+            <w:tcW w:w="7360" w:type="dxa"/>
+            <w:tcBorders>
+              <w:top w:val="single" w:sz="1" w:space="0" w:color="D5DCE6"/>
+              <w:left w:val="single" w:sz="1" w:space="0" w:color="D5DCE6"/>
+              <w:bottom w:val="single" w:sz="1" w:space="0" w:color="D5DCE6"/>
+              <w:right w:val="single" w:sz="1" w:space="0" w:color="D5DCE6"/>
+            </w:tcBorders>
+            <w:tcMar>
+              <w:top w:w="70" w:type="dxa"/>
+              <w:left w:w="110" w:type="dxa"/>
+              <w:bottom w:w="70" w:type="dxa"/>
+              <w:right w:w="110" w:type="dxa"/>
+            </w:tcMar>
+            <w:vAlign w:val="center"/>
+          </w:tcPr>
+          <w:p>
+            <w:pPr>
+              <w:spacing w:after="0" w:line="252" w:lineRule="auto"/>
+            </w:pPr>
+            <w:r>
+              <w:t xml:space="preserve">Écriture de données (création, modification, suppression) avec le détail avant/après. Toujours enregistré, quel que soit le niveau réglé.</w:t>
+            </w:r>
+          </w:p>
+        </w:tc>
+      </w:tr>
+      <w:tr>
+        <w:trPr>
+          <w:cantSplit/>
+        </w:trPr>
+        <w:tc>
+          <w:tcPr>
+            <w:tcW w:w="2000" w:type="dxa"/>
+            <w:tcBorders>
+              <w:top w:val="single" w:sz="1" w:space="0" w:color="D5DCE6"/>
+              <w:left w:val="single" w:sz="1" w:space="0" w:color="D5DCE6"/>
+              <w:bottom w:val="single" w:sz="1" w:space="0" w:color="D5DCE6"/>
+              <w:right w:val="single" w:sz="1" w:space="0" w:color="D5DCE6"/>
+            </w:tcBorders>
+            <w:tcMar>
+              <w:top w:w="70" w:type="dxa"/>
+              <w:left w:w="110" w:type="dxa"/>
+              <w:bottom w:w="70" w:type="dxa"/>
+              <w:right w:w="110" w:type="dxa"/>
+            </w:tcMar>
+            <w:vAlign w:val="center"/>
+          </w:tcPr>
+          <w:p>
+            <w:pPr>
+              <w:spacing w:after="0" w:line="252" w:lineRule="auto"/>
+            </w:pPr>
+            <w:r>
+              <w:rPr>
+                <w:b/>
+                <w:bCs/>
+              </w:rPr>
+              <w:t xml:space="preserve">warning</w:t>
+            </w:r>
+            <w:r>
+              <w:t xml:space="preserve"> !</w:t>
+            </w:r>
+          </w:p>
+        </w:tc>
+        <w:tc>
+          <w:tcPr>
+            <w:tcW w:w="7360" w:type="dxa"/>
+            <w:tcBorders>
+              <w:top w:val="single" w:sz="1" w:space="0" w:color="D5DCE6"/>
+              <w:left w:val="single" w:sz="1" w:space="0" w:color="D5DCE6"/>
+              <w:bottom w:val="single" w:sz="1" w:space="0" w:color="D5DCE6"/>
+              <w:right w:val="single" w:sz="1" w:space="0" w:color="D5DCE6"/>
+            </w:tcBorders>
+            <w:tcMar>
+              <w:top w:w="70" w:type="dxa"/>
+              <w:left w:w="110" w:type="dxa"/>
+              <w:bottom w:w="70" w:type="dxa"/>
+              <w:right w:w="110" w:type="dxa"/>
+            </w:tcMar>
+            <w:vAlign w:val="center"/>
+          </w:tcPr>
+          <w:p>
+            <w:pPr>
+              <w:spacing w:after="0" w:line="252" w:lineRule="auto"/>
+            </w:pPr>
+            <w:r>
+              <w:t xml:space="preserve">Anomalie non bloquante : échec de connexion, accès refusé, blocage anti-bruteforce…</w:t>
+            </w:r>
+          </w:p>
+        </w:tc>
+      </w:tr>
+      <w:tr>
+        <w:trPr>
+          <w:cantSplit/>
+        </w:trPr>
+        <w:tc>
+          <w:tcPr>
+            <w:tcW w:w="2000" w:type="dxa"/>
+            <w:tcBorders>
+              <w:top w:val="single" w:sz="1" w:space="0" w:color="D5DCE6"/>
+              <w:left w:val="single" w:sz="1" w:space="0" w:color="D5DCE6"/>
+              <w:bottom w:val="single" w:sz="1" w:space="0" w:color="D5DCE6"/>
+              <w:right w:val="single" w:sz="1" w:space="0" w:color="D5DCE6"/>
+            </w:tcBorders>
+            <w:tcMar>
+              <w:top w:w="70" w:type="dxa"/>
+              <w:left w:w="110" w:type="dxa"/>
+              <w:bottom w:w="70" w:type="dxa"/>
+              <w:right w:w="110" w:type="dxa"/>
+            </w:tcMar>
+            <w:vAlign w:val="center"/>
+          </w:tcPr>
+          <w:p>
+            <w:pPr>
+              <w:spacing w:after="0" w:line="252" w:lineRule="auto"/>
+            </w:pPr>
+            <w:r>
+              <w:rPr>
+                <w:b/>
+                <w:bCs/>
+              </w:rPr>
+              <w:t xml:space="preserve">error</w:t>
+            </w:r>
+            <w:r>
+              <w:t xml:space="preserve"> ✕</w:t>
+            </w:r>
+          </w:p>
+        </w:tc>
+        <w:tc>
+          <w:tcPr>
+            <w:tcW w:w="7360" w:type="dxa"/>
+            <w:tcBorders>
+              <w:top w:val="single" w:sz="1" w:space="0" w:color="D5DCE6"/>
+              <w:left w:val="single" w:sz="1" w:space="0" w:color="D5DCE6"/>
+              <w:bottom w:val="single" w:sz="1" w:space="0" w:color="D5DCE6"/>
+              <w:right w:val="single" w:sz="1" w:space="0" w:color="D5DCE6"/>
+            </w:tcBorders>
+            <w:tcMar>
+              <w:top w:w="70" w:type="dxa"/>
+              <w:left w:w="110" w:type="dxa"/>
+              <w:bottom w:w="70" w:type="dxa"/>
+              <w:right w:w="110" w:type="dxa"/>
+            </w:tcMar>
+            <w:vAlign w:val="center"/>
+          </w:tcPr>
+          <w:p>
+            <w:pPr>
+              <w:spacing w:after="0" w:line="252" w:lineRule="auto"/>
+            </w:pPr>
+            <w:r>
+              <w:t xml:space="preserve">Erreur : une opération a échoué.</w:t>
+            </w:r>
+          </w:p>
+        </w:tc>
+      </w:tr>
+      <w:tr>
+        <w:trPr>
+          <w:cantSplit/>
+        </w:trPr>
+        <w:tc>
+          <w:tcPr>
+            <w:tcW w:w="2000" w:type="dxa"/>
+            <w:tcBorders>
+              <w:top w:val="single" w:sz="1" w:space="0" w:color="D5DCE6"/>
+              <w:left w:val="single" w:sz="1" w:space="0" w:color="D5DCE6"/>
+              <w:bottom w:val="single" w:sz="1" w:space="0" w:color="D5DCE6"/>
+              <w:right w:val="single" w:sz="1" w:space="0" w:color="D5DCE6"/>
+            </w:tcBorders>
+            <w:tcMar>
+              <w:top w:w="70" w:type="dxa"/>
+              <w:left w:w="110" w:type="dxa"/>
+              <w:bottom w:w="70" w:type="dxa"/>
+              <w:right w:w="110" w:type="dxa"/>
+            </w:tcMar>
+            <w:vAlign w:val="center"/>
+          </w:tcPr>
+          <w:p>
+            <w:pPr>
+              <w:spacing w:after="0" w:line="252" w:lineRule="auto"/>
+            </w:pPr>
+            <w:r>
+              <w:rPr>
+                <w:b/>
+                <w:bCs/>
+              </w:rPr>
+              <w:t xml:space="preserve">critique</w:t>
+            </w:r>
+            <w:r>
+              <w:t xml:space="preserve"> ‼</w:t>
+            </w:r>
+          </w:p>
+        </w:tc>
+        <w:tc>
+          <w:tcPr>
+            <w:tcW w:w="7360" w:type="dxa"/>
+            <w:tcBorders>
+              <w:top w:val="single" w:sz="1" w:space="0" w:color="D5DCE6"/>
+              <w:left w:val="single" w:sz="1" w:space="0" w:color="D5DCE6"/>
+              <w:bottom w:val="single" w:sz="1" w:space="0" w:color="D5DCE6"/>
+              <w:right w:val="single" w:sz="1" w:space="0" w:color="D5DCE6"/>
+            </w:tcBorders>
+            <w:tcMar>
+              <w:top w:w="70" w:type="dxa"/>
+              <w:left w:w="110" w:type="dxa"/>
+              <w:bottom w:w="70" w:type="dxa"/>
+              <w:right w:w="110" w:type="dxa"/>
+            </w:tcMar>
+            <w:vAlign w:val="center"/>
+          </w:tcPr>
+          <w:p>
+            <w:pPr>
+              <w:spacing w:after="0" w:line="252" w:lineRule="auto"/>
+            </w:pPr>
+            <w:r>
+              <w:t xml:space="preserve">Incident grave : panne ou exception non rattrapée.</w:t>
+            </w:r>
+          </w:p>
+        </w:tc>
+      </w:tr>
+    </w:tbl>
+    <w:p>
+      <w:pPr>
+        <w:spacing w:after="80"/>
+      </w:pPr>
+    </w:p>
+    <w:p>
+      <w:pPr>
+        <w:pStyle w:val="Titre3"/>
+        <w:keepNext/>
+      </w:pPr>
+      <w:bookmarkStart w:id="1035" w:name="_Toc90001035"/>
+      <w:r>
+        <w:t xml:space="preserve">Le détail d'une entrée</w:t>
+      </w:r>
+      <w:bookmarkEnd w:id="1035"/>
+    </w:p>
+    <w:p>
+      <w:pPr>
+        <w:spacing w:after="120" w:line="278" w:lineRule="auto"/>
+      </w:pPr>
+      <w:r>
+        <w:t xml:space="preserve">Le bouton </w:t>
+      </w:r>
+      <w:r>
+        <w:rPr>
+          <w:b/>
+          <w:bCs/>
+        </w:rPr>
+        <w:t xml:space="preserve">Détail</w:t>
+      </w:r>
+      <w:r>
+        <w:t xml:space="preserve"> d'une ligne ouvre une fiche complète :</w:t>
+      </w:r>
+    </w:p>
+    <w:p>
+      <w:pPr>
+        <w:pStyle w:val="Paragraphedeliste"/>
+        <w:numPr>
+          <w:ilvl w:val="0"/>
+          <w:numId w:val="2"/>
+        </w:numPr>
+        <w:spacing w:after="60" w:line="268" w:lineRule="auto"/>
+      </w:pPr>
+      <w:r>
+        <w:t xml:space="preserve">date, canal, action, utilisateur et rôle, </w:t>
+      </w:r>
+      <w:r>
+        <w:rPr>
+          <w:b/>
+          <w:bCs/>
+        </w:rPr>
+        <w:t xml:space="preserve">adresse IP</w:t>
+      </w:r>
+      <w:r>
+        <w:t xml:space="preserve">, requête (méthode et route), code HTTP, durée, navigateur ;</w:t>
+      </w:r>
+    </w:p>
+    <w:p>
+      <w:pPr>
+        <w:pStyle w:val="Paragraphedeliste"/>
+        <w:numPr>
+          <w:ilvl w:val="0"/>
+          <w:numId w:val="2"/>
+        </w:numPr>
+        <w:spacing w:after="60" w:line="268" w:lineRule="auto"/>
+      </w:pPr>
+      <w:r>
+        <w:t xml:space="preserve">l'</w:t>
+      </w:r>
+      <w:r>
+        <w:rPr>
+          <w:b/>
+          <w:bCs/>
+        </w:rPr>
+        <w:t xml:space="preserve">élément concerné</w:t>
+      </w:r>
+      <w:r>
+        <w:t xml:space="preserve"> (type et numéro, par exemple une intervention ou un bien) ;</w:t>
+      </w:r>
+    </w:p>
+    <w:p>
+      <w:pPr>
+        <w:pStyle w:val="Paragraphedeliste"/>
+        <w:numPr>
+          <w:ilvl w:val="0"/>
+          <w:numId w:val="2"/>
+        </w:numPr>
+        <w:spacing w:after="60" w:line="268" w:lineRule="auto"/>
+      </w:pPr>
+      <w:r>
+        <w:t xml:space="preserve">pour une modification, les blocs </w:t>
+      </w:r>
+      <w:r>
+        <w:rPr>
+          <w:b/>
+          <w:bCs/>
+        </w:rPr>
+        <w:t xml:space="preserve">Avant</w:t>
+      </w:r>
+      <w:r>
+        <w:t xml:space="preserve"> et </w:t>
+      </w:r>
+      <w:r>
+        <w:rPr>
+          <w:b/>
+          <w:bCs/>
+        </w:rPr>
+        <w:t xml:space="preserve">Après</w:t>
+      </w:r>
+      <w:r>
+        <w:t xml:space="preserve"> : seuls les champs réellement modifiés y figurent ;</w:t>
+      </w:r>
+    </w:p>
+    <w:p>
+      <w:pPr>
+        <w:pStyle w:val="Paragraphedeliste"/>
+        <w:numPr>
+          <w:ilvl w:val="0"/>
+          <w:numId w:val="2"/>
+        </w:numPr>
+        <w:spacing w:after="60" w:line="268" w:lineRule="auto"/>
+      </w:pPr>
+      <w:r>
+        <w:t xml:space="preserve">le </w:t>
+      </w:r>
+      <w:r>
+        <w:rPr>
+          <w:b/>
+          <w:bCs/>
+        </w:rPr>
+        <w:t xml:space="preserve">contexte</w:t>
+      </w:r>
+      <w:r>
+        <w:t xml:space="preserve"> technique et, sous « </w:t>
+      </w:r>
+      <w:r>
+        <w:rPr>
+          <w:b/>
+          <w:bCs/>
+        </w:rPr>
+        <w:t xml:space="preserve">Même requête</w:t>
+      </w:r>
+      <w:r>
+        <w:t xml:space="preserve"> », toutes les entrées produites par la même action : c'est ce qui permet de reconstituer précisément ce qui s'est passé lors d'un incident.</w:t>
+      </w:r>
+    </w:p>
+    <w:p>
+      <w:pPr>
+        <w:pStyle w:val="Titre3"/>
+        <w:keepNext/>
+      </w:pPr>
+      <w:bookmarkStart w:id="1036" w:name="_Toc90001036"/>
+      <w:r>
+        <w:t xml:space="preserve">Conservation et confidentialité</w:t>
+      </w:r>
+      <w:bookmarkEnd w:id="1036"/>
+    </w:p>
+    <w:p>
+      <w:pPr>
+        <w:pStyle w:val="Paragraphedeliste"/>
+        <w:numPr>
+          <w:ilvl w:val="0"/>
+          <w:numId w:val="2"/>
+        </w:numPr>
+        <w:spacing w:after="60" w:line="268" w:lineRule="auto"/>
+      </w:pPr>
+      <w:r>
+        <w:t xml:space="preserve">Les entrées plus anciennes que la </w:t>
+      </w:r>
+      <w:r>
+        <w:rPr>
+          <w:b/>
+          <w:bCs/>
+        </w:rPr>
+        <w:t xml:space="preserve">durée de rotation</w:t>
+      </w:r>
+      <w:r>
+        <w:t xml:space="preserve"> sont supprimées automatiquement, une fois par jour. Cette durée (14 jours par défaut) et le </w:t>
+      </w:r>
+      <w:r>
+        <w:rPr>
+          <w:b/>
+          <w:bCs/>
+        </w:rPr>
+        <w:t xml:space="preserve">niveau minimum</w:t>
+      </w:r>
+      <w:r>
+        <w:t xml:space="preserve"> enregistré se règlent dans </w:t>
+      </w:r>
+      <w:r>
+        <w:rPr>
+          <w:b/>
+          <w:bCs/>
+        </w:rPr>
+        <w:t xml:space="preserve">🖥️ Config serveur → Logs</w:t>
+      </w:r>
+      <w:r>
+        <w:t xml:space="preserve"> ; les entrées « audit » sont enregistrées quel que soit ce niveau.</w:t>
+      </w:r>
+    </w:p>
+    <w:p>
+      <w:pPr>
+        <w:pStyle w:val="Paragraphedeliste"/>
+        <w:numPr>
+          <w:ilvl w:val="0"/>
+          <w:numId w:val="2"/>
+        </w:numPr>
+        <w:spacing w:after="60" w:line="268" w:lineRule="auto"/>
+      </w:pPr>
+      <w:r>
+        <w:t xml:space="preserve">Chaque entrée est aussi écrite dans un fichier (</w:t>
+      </w:r>
+      <w:r>
+        <w:rPr>
+          <w:rFonts w:ascii="Consolas" w:eastAsia="Consolas" w:hAnsi="Consolas" w:cs="Consolas"/>
+          <w:color w:val="B45309"/>
+          <w:sz w:val="19"/>
+          <w:szCs w:val="19"/>
+        </w:rPr>
+        <w:t xml:space="preserve">data/logs</w:t>
+      </w:r>
+      <w:r>
+        <w:t xml:space="preserve">), qui sert de filet si la base de données est indisponible.</w:t>
+      </w:r>
+    </w:p>
+    <w:p>
+      <w:pPr>
+        <w:pStyle w:val="Paragraphedeliste"/>
+        <w:numPr>
+          <w:ilvl w:val="0"/>
+          <w:numId w:val="2"/>
+        </w:numPr>
+        <w:spacing w:after="60" w:line="268" w:lineRule="auto"/>
+      </w:pPr>
+      <w:r>
+        <w:t xml:space="preserve">Les valeurs sensibles (mots de passe, jetons, clés, cookies…) ne sont </w:t>
+      </w:r>
+      <w:r>
+        <w:rPr>
+          <w:b/>
+          <w:bCs/>
+        </w:rPr>
+        <w:t xml:space="preserve">jamais</w:t>
+      </w:r>
+      <w:r>
+        <w:t xml:space="preserve"> écrites en clair : elles sont masquées avant enregistrement.</w:t>
+      </w:r>
+    </w:p>
+    <w:tbl>
+      <w:tblPr>
+        <w:tblW w:w="9360" w:type="dxa"/>
+        <w:tblBorders>
+          <w:top w:val="single" w:sz="4" w:space="0" w:color="auto"/>
+          <w:left w:val="single" w:sz="4" w:space="0" w:color="auto"/>
+          <w:bottom w:val="single" w:sz="4" w:space="0" w:color="auto"/>
+          <w:right w:val="single" w:sz="4" w:space="0" w:color="auto"/>
+          <w:insideH w:val="single" w:sz="4" w:space="0" w:color="auto"/>
+          <w:insideV w:val="single" w:sz="4" w:space="0" w:color="auto"/>
+        </w:tblBorders>
+        <w:tblCellMar>
+          <w:left w:w="10" w:type="dxa"/>
+          <w:right w:w="10" w:type="dxa"/>
+        </w:tblCellMar>
+        <w:tblLook w:val="0000" w:firstRow="0" w:lastRow="0" w:firstColumn="0" w:lastColumn="0" w:noHBand="0" w:noVBand="0"/>
+      </w:tblPr>
+      <w:tblGrid>
+        <w:gridCol w:w="9360"/>
+      </w:tblGrid>
+      <w:tr>
+        <w:trPr>
+          <w:cantSplit/>
+        </w:trPr>
+        <w:tc>
+          <w:tcPr>
+            <w:tcW w:w="9360" w:type="dxa"/>
+            <w:tcBorders>
+              <w:left w:val="single" w:sz="18" w:space="0" w:color="EF4444"/>
+            </w:tcBorders>
+            <w:shd w:val="clear" w:color="auto" w:fill="F1F5F9"/>
+            <w:tcMar>
+              <w:top w:w="110" w:type="dxa"/>
+              <w:left w:w="160" w:type="dxa"/>
+              <w:bottom w:w="110" w:type="dxa"/>
+              <w:right w:w="140" w:type="dxa"/>
+            </w:tcMar>
+          </w:tcPr>
+          <w:p>
+            <w:pPr>
+              <w:spacing w:after="60"/>
+            </w:pPr>
+            <w:r>
+              <w:rPr>
+                <w:b/>
+                <w:bCs/>
+                <w:color w:val="3A2206"/>
+              </w:rPr>
+              <w:t xml:space="preserve">⚠️  Des données personnelles</w:t>
+            </w:r>
+          </w:p>
+          <w:p>
+            <w:pPr>
+              <w:spacing w:after="40" w:line="268" w:lineRule="auto"/>
+            </w:pPr>
+            <w:r>
+              <w:t xml:space="preserve">Le journal contient des identifiants, des adresses IP et le détail des modifications. Consultez-le pour un besoin précis (incident, contrôle, demande d'un responsable) et ne diffusez pas son contenu. Pensez à mentionner cette journalisation et sa durée de conservation dans l'information donnée aux utilisateurs (RGPD).</w:t>
+            </w:r>
+          </w:p>
+        </w:tc>
+      </w:tr>
+    </w:tbl>
+    <w:p>
+      <w:pPr>
+        <w:spacing w:after="60"/>
+      </w:pPr>
+    </w:p>
+    <w:p>
+      <w:pPr>
+        <w:pStyle w:val="Titre2"/>
       </w:pPr>
       <w:bookmarkStart w:id="24" w:name="_Toc235786815"/>
       <w:r>
@@ -2618,7 +5023,37 @@
         <w:spacing w:after="120" w:line="278" w:lineRule="auto"/>
       </w:pPr>
       <w:r>
-        <w:t>La plateforme journalise les événements sensibles : connexions réussies et échouées, blocages anti-bruteforce, refus d'accès, opérations super-admin (création de tenant, bascule…), tentatives avec mot de passe par défaut, et modifications de configuration. Ce journal est précieux pour le suivi et l'analyse en cas d'incident.</w:t>
+        <w:t xml:space="preserve">La plateforme journalise les événements sensibles : connexions réussies et échouées, blocages anti-bruteforce, refus d'accès, opérations super-admin (création de tenant, bascule…), tentatives avec mot de passe par défaut, et modifications de configuration. Ces événements se retrouvent dans le </w:t>
+      </w:r>
+      <w:r>
+        <w:rPr>
+          <w:b/>
+          <w:bCs/>
+        </w:rPr>
+        <w:t xml:space="preserve">📜 Journal d'audit</w:t>
+      </w:r>
+      <w:r>
+        <w:t xml:space="preserve"> : filtrez sur le canal </w:t>
+      </w:r>
+      <w:r>
+        <w:rPr>
+          <w:b/>
+          <w:bCs/>
+        </w:rPr>
+        <w:t xml:space="preserve">securite</w:t>
+      </w:r>
+      <w:r>
+        <w:t xml:space="preserve"> et le niveau </w:t>
+      </w:r>
+      <w:r>
+        <w:rPr>
+          <w:b/>
+          <w:bCs/>
+        </w:rPr>
+        <w:t xml:space="preserve">warning et +</w:t>
+      </w:r>
+      <w:r>
+        <w:t xml:space="preserve"> pour les isoler. Ce journal est précieux pour le suivi et l'analyse en cas d'incident.</w:t>
       </w:r>
     </w:p>
     <w:tbl>
@@ -2648,6 +5083,9 @@
             <w:bottom w:w="0" w:type="dxa"/>
           </w:tblCellMar>
         </w:tblPrEx>
+        <w:trPr>
+          <w:cantSplit/>
+        </w:trPr>
         <w:tc>
           <w:tcPr>
             <w:tcW w:w="9360" w:type="dxa"/>
@@ -2807,6 +5245,9 @@
             <w:bottom w:w="0" w:type="dxa"/>
           </w:tblCellMar>
         </w:tblPrEx>
+        <w:trPr>
+          <w:cantSplit/>
+        </w:trPr>
         <w:tc>
           <w:tcPr>
             <w:tcW w:w="9360" w:type="dxa"/>
@@ -3543,7 +5984,7 @@
         <w:sz w:val="17"/>
         <w:szCs w:val="17"/>
       </w:rPr>
-      <w:t xml:space="preserve"> · v1.0</w:t>
+      <w:t xml:space="preserve"> · manuels v2.0</w:t>
     </w:r>
     <w:r>
       <w:rPr>
@@ -5597,6 +8038,7 @@
     <w:uiPriority w:val="9"/>
     <w:qFormat/>
     <w:pPr>
+      <w:keepNext/>
       <w:pBdr>
         <w:bottom w:val="single" w:sz="10" w:space="4" w:color="F59E0B"/>
       </w:pBdr>
@@ -5617,6 +8059,7 @@
     <w:unhideWhenUsed/>
     <w:qFormat/>
     <w:pPr>
+      <w:keepNext/>
       <w:spacing w:before="240" w:after="100"/>
       <w:outlineLvl w:val="1"/>
     </w:pPr>
@@ -5634,6 +8077,7 @@
     <w:unhideWhenUsed/>
     <w:qFormat/>
     <w:pPr>
+      <w:keepNext/>
       <w:spacing w:before="160" w:after="70"/>
       <w:outlineLvl w:val="2"/>
     </w:pPr>
@@ -5811,7 +8255,7 @@
     <w:unhideWhenUsed/>
     <w:rsid w:val="002E3DC7"/>
     <w:pPr>
-      <w:spacing w:after="100"/>
+      <w:spacing w:after="50"/>
     </w:pPr>
   </w:style>
   <w:style w:type="paragraph" w:styleId="TM2">
@@ -5823,7 +8267,7 @@
     <w:unhideWhenUsed/>
     <w:rsid w:val="002E3DC7"/>
     <w:pPr>
-      <w:spacing w:after="100"/>
+      <w:spacing w:after="50"/>
       <w:ind w:left="220"/>
     </w:pPr>
   </w:style>
@@ -5836,7 +8280,7 @@
     <w:unhideWhenUsed/>
     <w:rsid w:val="002E3DC7"/>
     <w:pPr>
-      <w:spacing w:after="100"/>
+      <w:spacing w:after="50"/>
       <w:ind w:left="440"/>
     </w:pPr>
   </w:style>
@@ -5886,7 +8330,7 @@
     </a:clrScheme>
     <a:fontScheme name="Office">
       <a:majorFont>
-        <a:latin typeface="Aptos Display" panose="02110004020202020204"/>
+        <a:latin typeface="Calibri"/>
         <a:ea typeface=""/>
         <a:cs typeface=""/>
         <a:font script="Jpan" typeface="游ゴシック Light"/>
@@ -5938,7 +8382,7 @@
         <a:font script="Tfng" typeface="Ebrima"/>
       </a:majorFont>
       <a:minorFont>
-        <a:latin typeface="Aptos" panose="02110004020202020204"/>
+        <a:latin typeface="Calibri"/>
         <a:ea typeface=""/>
         <a:cs typeface=""/>
         <a:font script="Jpan" typeface="游明朝"/>

--- a/Documentations/Manuel-Larka-SuperAdmin.docx
+++ b/Documentations/Manuel-Larka-SuperAdmin.docx
@@ -191,7 +191,7 @@
           <w:sz w:val="19"/>
           <w:szCs w:val="19"/>
         </w:rPr>
-        <w:t xml:space="preserve">Manuels version 2.2 — Larka V2.2.0 — 24 octobre 2026</w:t>
+        <w:t xml:space="preserve">Manuels version 2.1 — Larka V2.1.0 — 25 octobre 2026</w:t>
       </w:r>
     </w:p>
     <w:p>
@@ -7298,7 +7298,7 @@
         <w:sz w:val="17"/>
         <w:szCs w:val="17"/>
       </w:rPr>
-      <w:t xml:space="preserve"> · manuels v2.2</w:t>
+      <w:t xml:space="preserve"> · manuels v2.1</w:t>
     </w:r>
     <w:r>
       <w:rPr>
